--- a/3. AI/1. 1일차 - 데이터 학습.docx
+++ b/3. AI/1. 1일차 - 데이터 학습.docx
@@ -1,6 +1,6 @@
 
 <file path=word/document.xml><?xml version="1.0" encoding="utf-8"?>
-<w:document xmlns:wpc="http://schemas.microsoft.com/office/word/2010/wordprocessingCanvas" xmlns:cx="http://schemas.microsoft.com/office/drawing/2014/chartex" xmlns:cx1="http://schemas.microsoft.com/office/drawing/2015/9/8/chartex" xmlns:cx2="http://schemas.microsoft.com/office/drawing/2015/10/21/chartex" xmlns:cx3="http://schemas.microsoft.com/office/drawing/2016/5/9/chartex" xmlns:cx4="http://schemas.microsoft.com/office/drawing/2016/5/10/chartex" xmlns:cx5="http://schemas.microsoft.com/office/drawing/2016/5/11/chartex" xmlns:cx6="http://schemas.microsoft.com/office/drawing/2016/5/12/chartex" xmlns:cx7="http://schemas.microsoft.com/office/drawing/2016/5/13/chartex" xmlns:cx8="http://schemas.microsoft.com/office/drawing/2016/5/14/chartex" xmlns:mc="http://schemas.openxmlformats.org/markup-compatibility/2006" xmlns:aink="http://schemas.microsoft.com/office/drawing/2016/ink" xmlns:am3d="http://schemas.microsoft.com/office/drawing/2017/model3d" xmlns:o="urn:schemas-microsoft-com:office:office" xmlns:r="http://schemas.openxmlformats.org/officeDocument/2006/relationships" xmlns:m="http://schemas.openxmlformats.org/officeDocument/2006/math" xmlns:v="urn:schemas-microsoft-com:vml" xmlns:wp14="http://schemas.microsoft.com/office/word/2010/wordprocessingDrawing" xmlns:wp="http://schemas.openxmlformats.org/drawingml/2006/wordprocessingDrawing" xmlns:w10="urn:schemas-microsoft-com:office:word" xmlns:w="http://schemas.openxmlformats.org/wordprocessingml/2006/main" xmlns:w14="http://schemas.microsoft.com/office/word/2010/wordml" xmlns:w15="http://schemas.microsoft.com/office/word/2012/wordml" xmlns:w16cex="http://schemas.microsoft.com/office/word/2018/wordml/cex" xmlns:w16cid="http://schemas.microsoft.com/office/word/2016/wordml/cid" xmlns:w16="http://schemas.microsoft.com/office/word/2018/wordml" xmlns:w16sdtdh="http://schemas.microsoft.com/office/word/2020/wordml/sdtdatahash" xmlns:w16se="http://schemas.microsoft.com/office/word/2015/wordml/symex" xmlns:wpg="http://schemas.microsoft.com/office/word/2010/wordprocessingGroup" xmlns:wpi="http://schemas.microsoft.com/office/word/2010/wordprocessingInk" xmlns:wne="http://schemas.microsoft.com/office/word/2006/wordml" xmlns:wps="http://schemas.microsoft.com/office/word/2010/wordprocessingShape" mc:Ignorable="w14 w15 w16se w16cid w16 w16cex w16sdtdh wp14">
+<w:document xmlns:wpc="http://schemas.microsoft.com/office/word/2010/wordprocessingCanvas" xmlns:cx="http://schemas.microsoft.com/office/drawing/2014/chartex" xmlns:cx1="http://schemas.microsoft.com/office/drawing/2015/9/8/chartex" xmlns:cx2="http://schemas.microsoft.com/office/drawing/2015/10/21/chartex" xmlns:cx3="http://schemas.microsoft.com/office/drawing/2016/5/9/chartex" xmlns:cx4="http://schemas.microsoft.com/office/drawing/2016/5/10/chartex" xmlns:cx5="http://schemas.microsoft.com/office/drawing/2016/5/11/chartex" xmlns:cx6="http://schemas.microsoft.com/office/drawing/2016/5/12/chartex" xmlns:cx7="http://schemas.microsoft.com/office/drawing/2016/5/13/chartex" xmlns:cx8="http://schemas.microsoft.com/office/drawing/2016/5/14/chartex" xmlns:mc="http://schemas.openxmlformats.org/markup-compatibility/2006" xmlns:aink="http://schemas.microsoft.com/office/drawing/2016/ink" xmlns:am3d="http://schemas.microsoft.com/office/drawing/2017/model3d" xmlns:o="urn:schemas-microsoft-com:office:office" xmlns:oel="http://schemas.microsoft.com/office/2019/extlst" xmlns:r="http://schemas.openxmlformats.org/officeDocument/2006/relationships" xmlns:m="http://schemas.openxmlformats.org/officeDocument/2006/math" xmlns:v="urn:schemas-microsoft-com:vml" xmlns:wp14="http://schemas.microsoft.com/office/word/2010/wordprocessingDrawing" xmlns:wp="http://schemas.openxmlformats.org/drawingml/2006/wordprocessingDrawing" xmlns:w10="urn:schemas-microsoft-com:office:word" xmlns:w="http://schemas.openxmlformats.org/wordprocessingml/2006/main" xmlns:w14="http://schemas.microsoft.com/office/word/2010/wordml" xmlns:w15="http://schemas.microsoft.com/office/word/2012/wordml" xmlns:w16cei="http://schemas.microsoft.com/office/word/2026/wordml/cei" xmlns:w16cex="http://schemas.microsoft.com/office/word/2018/wordml/cex" xmlns:w16cid="http://schemas.microsoft.com/office/word/2016/wordml/cid" xmlns:w16="http://schemas.microsoft.com/office/word/2018/wordml" xmlns:w16du="http://schemas.microsoft.com/office/word/2023/wordml/word16du" xmlns:w16sdtdh="http://schemas.microsoft.com/office/word/2020/wordml/sdtdatahash" xmlns:w16sdtfl="http://schemas.microsoft.com/office/word/2024/wordml/sdtformatlock" xmlns:w16se="http://schemas.microsoft.com/office/word/2015/wordml/symex" xmlns:wpg="http://schemas.microsoft.com/office/word/2010/wordprocessingGroup" xmlns:wpi="http://schemas.microsoft.com/office/word/2010/wordprocessingInk" xmlns:wne="http://schemas.microsoft.com/office/word/2006/wordml" xmlns:wps="http://schemas.microsoft.com/office/word/2010/wordprocessingShape" mc:Ignorable="w14 w15 w16se w16cid w16 w16cex w16sdtdh w16sdtfl w16du wp14">
   <w:body>
     <w:p>
       <w:pPr>
@@ -37,12 +37,8 @@
     </w:p>
     <w:p>
       <w:pPr>
-        <w:ind w:left="210"/>
-        <w:jc w:val="center"/>
-        <w:rPr>
-          <w:rFonts w:ascii="굴림" w:eastAsia="굴림" w:hAnsi="굴림"/>
-          <w:b/>
-          <w:bCs/>
+        <w:rPr>
+          <w:rFonts w:ascii="굴림" w:eastAsia="굴림" w:hAnsi="굴림" w:hint="eastAsia"/>
           <w:sz w:val="20"/>
           <w:szCs w:val="20"/>
         </w:rPr>
@@ -67,62 +63,6 @@
           <w:sz w:val="20"/>
           <w:szCs w:val="20"/>
         </w:rPr>
-        <w:t>E</w:t>
-      </w:r>
-      <w:r>
-        <w:rPr>
-          <w:rFonts w:ascii="굴림" w:eastAsia="굴림" w:hAnsi="굴림"/>
-          <w:sz w:val="20"/>
-          <w:szCs w:val="20"/>
-        </w:rPr>
-        <w:t>DA</w:t>
-      </w:r>
-      <w:r>
-        <w:rPr>
-          <w:rFonts w:ascii="굴림" w:eastAsia="굴림" w:hAnsi="굴림" w:hint="eastAsia"/>
-          <w:sz w:val="20"/>
-          <w:szCs w:val="20"/>
-        </w:rPr>
-        <w:t>란?</w:t>
-      </w:r>
-    </w:p>
-    <w:p>
-      <w:pPr>
-        <w:rPr>
-          <w:rFonts w:ascii="굴림" w:eastAsia="굴림" w:hAnsi="굴림"/>
-          <w:sz w:val="20"/>
-          <w:szCs w:val="20"/>
-        </w:rPr>
-      </w:pPr>
-    </w:p>
-    <w:p>
-      <w:pPr>
-        <w:rPr>
-          <w:rFonts w:ascii="굴림" w:eastAsia="굴림" w:hAnsi="굴림" w:hint="eastAsia"/>
-          <w:sz w:val="20"/>
-          <w:szCs w:val="20"/>
-        </w:rPr>
-      </w:pPr>
-    </w:p>
-    <w:p>
-      <w:pPr>
-        <w:pStyle w:val="a6"/>
-        <w:numPr>
-          <w:ilvl w:val="0"/>
-          <w:numId w:val="5"/>
-        </w:numPr>
-        <w:rPr>
-          <w:rFonts w:ascii="굴림" w:eastAsia="굴림" w:hAnsi="굴림"/>
-          <w:sz w:val="20"/>
-          <w:szCs w:val="20"/>
-        </w:rPr>
-      </w:pPr>
-      <w:r>
-        <w:rPr>
-          <w:rFonts w:ascii="굴림" w:eastAsia="굴림" w:hAnsi="굴림" w:hint="eastAsia"/>
-          <w:sz w:val="20"/>
-          <w:szCs w:val="20"/>
-        </w:rPr>
         <w:t>A</w:t>
       </w:r>
       <w:r>
@@ -275,7 +215,7 @@
           <w:szCs w:val="20"/>
         </w:rPr>
         <w:drawing>
-          <wp:anchor distT="0" distB="0" distL="114300" distR="114300" simplePos="0" relativeHeight="251662336" behindDoc="0" locked="0" layoutInCell="1" allowOverlap="1" wp14:anchorId="5B5353E2" wp14:editId="2A64AC0F">
+          <wp:anchor distT="0" distB="0" distL="114300" distR="114300" simplePos="0" relativeHeight="251662336" behindDoc="0" locked="0" layoutInCell="1" allowOverlap="1" wp14:anchorId="5B5353E2" wp14:editId="579CF713">
             <wp:simplePos x="0" y="0"/>
             <wp:positionH relativeFrom="margin">
               <wp:align>right</wp:align>
@@ -2583,7 +2523,7 @@
     <w:p>
       <w:pPr>
         <w:rPr>
-          <w:rFonts w:ascii="굴림" w:eastAsia="굴림" w:hAnsi="굴림" w:hint="eastAsia"/>
+          <w:rFonts w:ascii="굴림" w:eastAsia="굴림" w:hAnsi="굴림"/>
           <w:sz w:val="20"/>
           <w:szCs w:val="20"/>
         </w:rPr>
@@ -2794,6 +2734,7 @@
           <w:sz w:val="20"/>
           <w:szCs w:val="20"/>
         </w:rPr>
+        <w:lastRenderedPageBreak/>
         <w:t>지도 학습</w:t>
       </w:r>
     </w:p>
@@ -3830,7 +3771,16 @@
           <w:sz w:val="20"/>
           <w:szCs w:val="20"/>
         </w:rPr>
-        <w:t>에 가까울수록 좋음</w:t>
+        <w:t xml:space="preserve">에 가까울수록 </w:t>
+      </w:r>
+      <w:proofErr w:type="gramStart"/>
+      <w:r>
+        <w:rPr>
+          <w:rFonts w:ascii="굴림" w:eastAsia="굴림" w:hAnsi="굴림" w:hint="eastAsia"/>
+          <w:sz w:val="20"/>
+          <w:szCs w:val="20"/>
+        </w:rPr>
+        <w:t>좋음</w:t>
       </w:r>
       <w:r>
         <w:rPr>
@@ -3846,7 +3796,16 @@
           <w:sz w:val="20"/>
           <w:szCs w:val="20"/>
         </w:rPr>
-        <w:t xml:space="preserve">/ </w:t>
+        <w:t>/</w:t>
+      </w:r>
+      <w:proofErr w:type="gramEnd"/>
+      <w:r>
+        <w:rPr>
+          <w:rFonts w:ascii="굴림" w:eastAsia="굴림" w:hAnsi="굴림"/>
+          <w:sz w:val="20"/>
+          <w:szCs w:val="20"/>
+        </w:rPr>
+        <w:t xml:space="preserve"> </w:t>
       </w:r>
       <w:r>
         <w:rPr>
@@ -4548,6 +4507,7 @@
         <w:t>재현율</w:t>
       </w:r>
       <w:proofErr w:type="spellEnd"/>
+      <w:proofErr w:type="gramStart"/>
       <w:r>
         <w:rPr>
           <w:rFonts w:ascii="굴림" w:eastAsia="굴림" w:hAnsi="굴림" w:hint="eastAsia"/>
@@ -4562,7 +4522,16 @@
           <w:sz w:val="20"/>
           <w:szCs w:val="20"/>
         </w:rPr>
-        <w:t xml:space="preserve"> / (</w:t>
+        <w:t xml:space="preserve"> /</w:t>
+      </w:r>
+      <w:proofErr w:type="gramEnd"/>
+      <w:r>
+        <w:rPr>
+          <w:rFonts w:ascii="굴림" w:eastAsia="굴림" w:hAnsi="굴림"/>
+          <w:sz w:val="20"/>
+          <w:szCs w:val="20"/>
+        </w:rPr>
+        <w:t xml:space="preserve"> (</w:t>
       </w:r>
       <w:r>
         <w:rPr>
@@ -5234,7 +5203,7 @@
           <w:sz w:val="20"/>
           <w:szCs w:val="20"/>
         </w:rPr>
-        <w:t xml:space="preserve">모델이 복잡해 질수록 훈련 오류는 비례해서 </w:t>
+        <w:t xml:space="preserve">모델이 </w:t>
       </w:r>
       <w:proofErr w:type="gramStart"/>
       <w:r>
@@ -5243,6 +5212,24 @@
           <w:sz w:val="20"/>
           <w:szCs w:val="20"/>
         </w:rPr>
+        <w:t>복잡해 질수록</w:t>
+      </w:r>
+      <w:proofErr w:type="gramEnd"/>
+      <w:r>
+        <w:rPr>
+          <w:rFonts w:ascii="굴림" w:eastAsia="굴림" w:hAnsi="굴림" w:hint="eastAsia"/>
+          <w:sz w:val="20"/>
+          <w:szCs w:val="20"/>
+        </w:rPr>
+        <w:t xml:space="preserve"> 훈련 오류는 비례해서 </w:t>
+      </w:r>
+      <w:proofErr w:type="gramStart"/>
+      <w:r>
+        <w:rPr>
+          <w:rFonts w:ascii="굴림" w:eastAsia="굴림" w:hAnsi="굴림" w:hint="eastAsia"/>
+          <w:sz w:val="20"/>
+          <w:szCs w:val="20"/>
+        </w:rPr>
         <w:t xml:space="preserve">낮아짐 </w:t>
       </w:r>
       <w:r>
@@ -5312,8 +5299,184 @@
           <w:sz w:val="20"/>
           <w:szCs w:val="20"/>
         </w:rPr>
-        <w:t>테스트 오류를 계산하기 위해서는 기본적으로 학습할 만큼 큰 데이터셋과 테스트를 진행할 별도의 큰 데이</w:t>
-      </w:r>
+        <w:t xml:space="preserve">테스트 오류를 계산하기 위해서는 기본적으로 학습할 만큼 큰 데이터셋과 테스트를 진행할 별도의 큰 데이터 셋이 있어야 함 </w:t>
+      </w:r>
+      <w:r>
+        <w:rPr>
+          <w:rFonts w:ascii="굴림" w:eastAsia="굴림" w:hAnsi="굴림"/>
+          <w:sz w:val="20"/>
+          <w:szCs w:val="20"/>
+        </w:rPr>
+        <w:t xml:space="preserve">– </w:t>
+      </w:r>
+      <w:r>
+        <w:rPr>
+          <w:rFonts w:ascii="굴림" w:eastAsia="굴림" w:hAnsi="굴림" w:hint="eastAsia"/>
+          <w:sz w:val="20"/>
+          <w:szCs w:val="20"/>
+        </w:rPr>
+        <w:t>현실에서는 구하기 어려움</w:t>
+      </w:r>
+    </w:p>
+    <w:p>
+      <w:pPr>
+        <w:pStyle w:val="a6"/>
+        <w:numPr>
+          <w:ilvl w:val="3"/>
+          <w:numId w:val="5"/>
+        </w:numPr>
+        <w:rPr>
+          <w:rFonts w:ascii="굴림" w:eastAsia="굴림" w:hAnsi="굴림"/>
+          <w:sz w:val="20"/>
+          <w:szCs w:val="20"/>
+        </w:rPr>
+      </w:pPr>
+      <w:r>
+        <w:rPr>
+          <w:rFonts w:ascii="굴림" w:eastAsia="굴림" w:hAnsi="굴림" w:hint="eastAsia"/>
+          <w:sz w:val="20"/>
+          <w:szCs w:val="20"/>
+        </w:rPr>
+        <w:t xml:space="preserve">데이터를 나눠 여러 번 훈련 </w:t>
+      </w:r>
+      <w:r>
+        <w:rPr>
+          <w:rFonts w:ascii="굴림" w:eastAsia="굴림" w:hAnsi="굴림"/>
+          <w:sz w:val="20"/>
+          <w:szCs w:val="20"/>
+        </w:rPr>
+        <w:t xml:space="preserve">-&gt; </w:t>
+      </w:r>
+      <w:r>
+        <w:rPr>
+          <w:rFonts w:ascii="굴림" w:eastAsia="굴림" w:hAnsi="굴림" w:hint="eastAsia"/>
+          <w:sz w:val="20"/>
+          <w:szCs w:val="20"/>
+        </w:rPr>
+        <w:t>평가를 반복할 수 있음</w:t>
+      </w:r>
+    </w:p>
+    <w:p>
+      <w:pPr>
+        <w:pStyle w:val="a6"/>
+        <w:numPr>
+          <w:ilvl w:val="2"/>
+          <w:numId w:val="5"/>
+        </w:numPr>
+        <w:rPr>
+          <w:rFonts w:ascii="굴림" w:eastAsia="굴림" w:hAnsi="굴림"/>
+          <w:sz w:val="20"/>
+          <w:szCs w:val="20"/>
+        </w:rPr>
+      </w:pPr>
+      <w:proofErr w:type="spellStart"/>
+      <w:r>
+        <w:rPr>
+          <w:rFonts w:ascii="굴림" w:eastAsia="굴림" w:hAnsi="굴림" w:hint="eastAsia"/>
+          <w:sz w:val="20"/>
+          <w:szCs w:val="20"/>
+        </w:rPr>
+        <w:t>검증셋</w:t>
+      </w:r>
+      <w:proofErr w:type="spellEnd"/>
+      <w:r>
+        <w:rPr>
+          <w:rFonts w:ascii="굴림" w:eastAsia="굴림" w:hAnsi="굴림" w:hint="eastAsia"/>
+          <w:sz w:val="20"/>
+          <w:szCs w:val="20"/>
+        </w:rPr>
+        <w:t>(홀드아웃</w:t>
+      </w:r>
+      <w:r>
+        <w:rPr>
+          <w:rFonts w:ascii="굴림" w:eastAsia="굴림" w:hAnsi="굴림"/>
+          <w:sz w:val="20"/>
+          <w:szCs w:val="20"/>
+        </w:rPr>
+        <w:t xml:space="preserve">) – </w:t>
+      </w:r>
+      <w:r>
+        <w:rPr>
+          <w:rFonts w:ascii="굴림" w:eastAsia="굴림" w:hAnsi="굴림" w:hint="eastAsia"/>
+          <w:sz w:val="20"/>
+          <w:szCs w:val="20"/>
+        </w:rPr>
+        <w:t>가용 샘플을 무작위로 훈련셋과 검증셋으로 나눔</w:t>
+      </w:r>
+    </w:p>
+    <w:p>
+      <w:pPr>
+        <w:pStyle w:val="a6"/>
+        <w:numPr>
+          <w:ilvl w:val="3"/>
+          <w:numId w:val="5"/>
+        </w:numPr>
+        <w:rPr>
+          <w:rFonts w:ascii="굴림" w:eastAsia="굴림" w:hAnsi="굴림"/>
+          <w:sz w:val="20"/>
+          <w:szCs w:val="20"/>
+        </w:rPr>
+      </w:pPr>
+      <w:r>
+        <w:rPr>
+          <w:rFonts w:ascii="굴림" w:eastAsia="굴림" w:hAnsi="굴림" w:hint="eastAsia"/>
+          <w:sz w:val="20"/>
+          <w:szCs w:val="20"/>
+        </w:rPr>
+        <w:t>훈련셋으로는 학습</w:t>
+      </w:r>
+      <w:r>
+        <w:rPr>
+          <w:rFonts w:ascii="굴림" w:eastAsia="굴림" w:hAnsi="굴림"/>
+          <w:sz w:val="20"/>
+          <w:szCs w:val="20"/>
+        </w:rPr>
+        <w:t xml:space="preserve">, </w:t>
+      </w:r>
+      <w:r>
+        <w:rPr>
+          <w:rFonts w:ascii="굴림" w:eastAsia="굴림" w:hAnsi="굴림" w:hint="eastAsia"/>
+          <w:sz w:val="20"/>
+          <w:szCs w:val="20"/>
+        </w:rPr>
+        <w:t xml:space="preserve">검증셋으로는 예측 후 검증을 진행 후 오류 계산 </w:t>
+      </w:r>
+    </w:p>
+    <w:p>
+      <w:pPr>
+        <w:pStyle w:val="a6"/>
+        <w:numPr>
+          <w:ilvl w:val="3"/>
+          <w:numId w:val="5"/>
+        </w:numPr>
+        <w:rPr>
+          <w:rFonts w:ascii="굴림" w:eastAsia="굴림" w:hAnsi="굴림"/>
+          <w:sz w:val="20"/>
+          <w:szCs w:val="20"/>
+        </w:rPr>
+      </w:pPr>
+      <w:r>
+        <w:rPr>
+          <w:rFonts w:ascii="굴림" w:eastAsia="굴림" w:hAnsi="굴림" w:hint="eastAsia"/>
+          <w:sz w:val="20"/>
+          <w:szCs w:val="20"/>
+        </w:rPr>
+        <w:t>훈련셋과 검증셋을 다시 무작위로 나누고 반복</w:t>
+      </w:r>
+    </w:p>
+    <w:p>
+      <w:pPr>
+        <w:pStyle w:val="a6"/>
+        <w:numPr>
+          <w:ilvl w:val="3"/>
+          <w:numId w:val="5"/>
+        </w:numPr>
+        <w:rPr>
+          <w:rFonts w:ascii="굴림" w:eastAsia="굴림" w:hAnsi="굴림"/>
+          <w:sz w:val="20"/>
+          <w:szCs w:val="20"/>
+        </w:rPr>
+      </w:pPr>
       <w:r>
         <w:rPr>
           <w:rFonts w:ascii="굴림" w:eastAsia="굴림" w:hAnsi="굴림" w:hint="eastAsia"/>
@@ -5321,7 +5484,381 @@
           <w:szCs w:val="20"/>
         </w:rPr>
         <w:lastRenderedPageBreak/>
-        <w:t xml:space="preserve">터 셋이 있어야 함 </w:t>
+        <w:t xml:space="preserve"> </w:t>
+      </w:r>
+      <w:proofErr w:type="gramStart"/>
+      <w:r>
+        <w:rPr>
+          <w:rFonts w:ascii="굴림" w:eastAsia="굴림" w:hAnsi="굴림"/>
+          <w:sz w:val="20"/>
+          <w:szCs w:val="20"/>
+        </w:rPr>
+        <w:t xml:space="preserve">/ </w:t>
+      </w:r>
+      <w:r>
+        <w:rPr>
+          <w:rFonts w:ascii="굴림" w:eastAsia="굴림" w:hAnsi="굴림" w:hint="eastAsia"/>
+          <w:sz w:val="20"/>
+          <w:szCs w:val="20"/>
+        </w:rPr>
+        <w:t>어떤</w:t>
+      </w:r>
+      <w:proofErr w:type="gramEnd"/>
+      <w:r>
+        <w:rPr>
+          <w:rFonts w:ascii="굴림" w:eastAsia="굴림" w:hAnsi="굴림" w:hint="eastAsia"/>
+          <w:sz w:val="20"/>
+          <w:szCs w:val="20"/>
+        </w:rPr>
+        <w:t xml:space="preserve"> 표본이 훈련/검증에 </w:t>
+      </w:r>
+      <w:proofErr w:type="spellStart"/>
+      <w:r>
+        <w:rPr>
+          <w:rFonts w:ascii="굴림" w:eastAsia="굴림" w:hAnsi="굴림" w:hint="eastAsia"/>
+          <w:sz w:val="20"/>
+          <w:szCs w:val="20"/>
+        </w:rPr>
+        <w:t>들어가느냐에</w:t>
+      </w:r>
+      <w:proofErr w:type="spellEnd"/>
+      <w:r>
+        <w:rPr>
+          <w:rFonts w:ascii="굴림" w:eastAsia="굴림" w:hAnsi="굴림" w:hint="eastAsia"/>
+          <w:sz w:val="20"/>
+          <w:szCs w:val="20"/>
+        </w:rPr>
+        <w:t xml:space="preserve"> 따라 오류 추정치가 가변적</w:t>
+      </w:r>
+    </w:p>
+    <w:p>
+      <w:pPr>
+        <w:pStyle w:val="a6"/>
+        <w:numPr>
+          <w:ilvl w:val="3"/>
+          <w:numId w:val="5"/>
+        </w:numPr>
+        <w:rPr>
+          <w:rFonts w:ascii="굴림" w:eastAsia="굴림" w:hAnsi="굴림"/>
+          <w:sz w:val="20"/>
+          <w:szCs w:val="20"/>
+        </w:rPr>
+      </w:pPr>
+      <w:r>
+        <w:rPr>
+          <w:rFonts w:ascii="굴림" w:eastAsia="굴림" w:hAnsi="굴림" w:hint="eastAsia"/>
+          <w:sz w:val="20"/>
+          <w:szCs w:val="20"/>
+        </w:rPr>
+        <w:t xml:space="preserve"> </w:t>
+      </w:r>
+      <w:proofErr w:type="gramStart"/>
+      <w:r>
+        <w:rPr>
+          <w:rFonts w:ascii="굴림" w:eastAsia="굴림" w:hAnsi="굴림"/>
+          <w:sz w:val="20"/>
+          <w:szCs w:val="20"/>
+        </w:rPr>
+        <w:t xml:space="preserve">/ </w:t>
+      </w:r>
+      <w:r>
+        <w:rPr>
+          <w:rFonts w:ascii="굴림" w:eastAsia="굴림" w:hAnsi="굴림" w:hint="eastAsia"/>
+          <w:sz w:val="20"/>
+          <w:szCs w:val="20"/>
+        </w:rPr>
+        <w:t>일부만으로</w:t>
+      </w:r>
+      <w:proofErr w:type="gramEnd"/>
+      <w:r>
+        <w:rPr>
+          <w:rFonts w:ascii="굴림" w:eastAsia="굴림" w:hAnsi="굴림" w:hint="eastAsia"/>
+          <w:sz w:val="20"/>
+          <w:szCs w:val="20"/>
+        </w:rPr>
+        <w:t xml:space="preserve"> 학습하므로 전체 데이터로 학습했을 때보다 성능이 낮게 추정됨</w:t>
+      </w:r>
+    </w:p>
+    <w:p>
+      <w:pPr>
+        <w:pStyle w:val="a6"/>
+        <w:numPr>
+          <w:ilvl w:val="2"/>
+          <w:numId w:val="5"/>
+        </w:numPr>
+        <w:rPr>
+          <w:rFonts w:ascii="굴림" w:eastAsia="굴림" w:hAnsi="굴림"/>
+          <w:sz w:val="20"/>
+          <w:szCs w:val="20"/>
+        </w:rPr>
+      </w:pPr>
+      <w:r>
+        <w:rPr>
+          <w:rFonts w:ascii="굴림" w:eastAsia="굴림" w:hAnsi="굴림"/>
+          <w:sz w:val="20"/>
+          <w:szCs w:val="20"/>
+        </w:rPr>
+        <w:t>K</w:t>
+      </w:r>
+      <w:r>
+        <w:rPr>
+          <w:rFonts w:ascii="굴림" w:eastAsia="굴림" w:hAnsi="굴림" w:hint="eastAsia"/>
+          <w:sz w:val="20"/>
+          <w:szCs w:val="20"/>
+        </w:rPr>
+        <w:t>겹 교차검증</w:t>
+      </w:r>
+      <w:r>
+        <w:rPr>
+          <w:rFonts w:ascii="굴림" w:eastAsia="굴림" w:hAnsi="굴림" w:hint="eastAsia"/>
+          <w:sz w:val="20"/>
+          <w:szCs w:val="20"/>
+        </w:rPr>
+        <w:t xml:space="preserve"> </w:t>
+      </w:r>
+      <w:r>
+        <w:rPr>
+          <w:rFonts w:ascii="굴림" w:eastAsia="굴림" w:hAnsi="굴림"/>
+          <w:sz w:val="20"/>
+          <w:szCs w:val="20"/>
+        </w:rPr>
+        <w:t xml:space="preserve">- </w:t>
+      </w:r>
+      <w:r>
+        <w:rPr>
+          <w:rFonts w:ascii="굴림" w:eastAsia="굴림" w:hAnsi="굴림" w:hint="eastAsia"/>
+          <w:sz w:val="20"/>
+          <w:szCs w:val="20"/>
+        </w:rPr>
+        <w:t>데이터 전체를</w:t>
+      </w:r>
+      <w:r>
+        <w:rPr>
+          <w:rFonts w:ascii="굴림" w:eastAsia="굴림" w:hAnsi="굴림" w:hint="eastAsia"/>
+          <w:sz w:val="20"/>
+          <w:szCs w:val="20"/>
+        </w:rPr>
+        <w:t xml:space="preserve"> </w:t>
+      </w:r>
+      <w:proofErr w:type="spellStart"/>
+      <w:r>
+        <w:rPr>
+          <w:rFonts w:ascii="굴림" w:eastAsia="굴림" w:hAnsi="굴림" w:hint="eastAsia"/>
+          <w:sz w:val="20"/>
+          <w:szCs w:val="20"/>
+        </w:rPr>
+        <w:t>셔플링</w:t>
+      </w:r>
+      <w:proofErr w:type="spellEnd"/>
+      <w:r>
+        <w:rPr>
+          <w:rFonts w:ascii="굴림" w:eastAsia="굴림" w:hAnsi="굴림" w:hint="eastAsia"/>
+          <w:sz w:val="20"/>
+          <w:szCs w:val="20"/>
+        </w:rPr>
+        <w:t xml:space="preserve"> 후</w:t>
+      </w:r>
+      <w:r>
+        <w:rPr>
+          <w:rFonts w:ascii="굴림" w:eastAsia="굴림" w:hAnsi="굴림" w:hint="eastAsia"/>
+          <w:sz w:val="20"/>
+          <w:szCs w:val="20"/>
+        </w:rPr>
+        <w:t xml:space="preserve"> 크기가 동일한 </w:t>
+      </w:r>
+      <w:r>
+        <w:rPr>
+          <w:rFonts w:ascii="굴림" w:eastAsia="굴림" w:hAnsi="굴림"/>
+          <w:sz w:val="20"/>
+          <w:szCs w:val="20"/>
+        </w:rPr>
+        <w:t>K</w:t>
+      </w:r>
+      <w:r>
+        <w:rPr>
+          <w:rFonts w:ascii="굴림" w:eastAsia="굴림" w:hAnsi="굴림" w:hint="eastAsia"/>
+          <w:sz w:val="20"/>
+          <w:szCs w:val="20"/>
+        </w:rPr>
+        <w:t xml:space="preserve">개의 </w:t>
+      </w:r>
+      <w:proofErr w:type="spellStart"/>
+      <w:r>
+        <w:rPr>
+          <w:rFonts w:ascii="굴림" w:eastAsia="굴림" w:hAnsi="굴림" w:hint="eastAsia"/>
+          <w:sz w:val="20"/>
+          <w:szCs w:val="20"/>
+        </w:rPr>
+        <w:t>폴드로</w:t>
+      </w:r>
+      <w:proofErr w:type="spellEnd"/>
+      <w:r>
+        <w:rPr>
+          <w:rFonts w:ascii="굴림" w:eastAsia="굴림" w:hAnsi="굴림" w:hint="eastAsia"/>
+          <w:sz w:val="20"/>
+          <w:szCs w:val="20"/>
+        </w:rPr>
+        <w:t xml:space="preserve"> 무작위 분할 </w:t>
+      </w:r>
+    </w:p>
+    <w:p>
+      <w:pPr>
+        <w:pStyle w:val="a6"/>
+        <w:numPr>
+          <w:ilvl w:val="3"/>
+          <w:numId w:val="5"/>
+        </w:numPr>
+        <w:rPr>
+          <w:rFonts w:ascii="굴림" w:eastAsia="굴림" w:hAnsi="굴림"/>
+          <w:sz w:val="20"/>
+          <w:szCs w:val="20"/>
+        </w:rPr>
+      </w:pPr>
+      <w:proofErr w:type="spellStart"/>
+      <w:r>
+        <w:rPr>
+          <w:rFonts w:ascii="굴림" w:eastAsia="굴림" w:hAnsi="굴림" w:hint="eastAsia"/>
+          <w:sz w:val="20"/>
+          <w:szCs w:val="20"/>
+        </w:rPr>
+        <w:t>폴드</w:t>
+      </w:r>
+      <w:proofErr w:type="spellEnd"/>
+      <w:r>
+        <w:rPr>
+          <w:rFonts w:ascii="굴림" w:eastAsia="굴림" w:hAnsi="굴림" w:hint="eastAsia"/>
+          <w:sz w:val="20"/>
+          <w:szCs w:val="20"/>
+        </w:rPr>
+        <w:t xml:space="preserve"> </w:t>
+      </w:r>
+      <w:r>
+        <w:rPr>
+          <w:rFonts w:ascii="굴림" w:eastAsia="굴림" w:hAnsi="굴림"/>
+          <w:sz w:val="20"/>
+          <w:szCs w:val="20"/>
+        </w:rPr>
+        <w:t>1</w:t>
+      </w:r>
+      <w:r>
+        <w:rPr>
+          <w:rFonts w:ascii="굴림" w:eastAsia="굴림" w:hAnsi="굴림" w:hint="eastAsia"/>
+          <w:sz w:val="20"/>
+          <w:szCs w:val="20"/>
+        </w:rPr>
+        <w:t xml:space="preserve">을 제외한 모든 데이터를 학습에 </w:t>
+      </w:r>
+      <w:proofErr w:type="gramStart"/>
+      <w:r>
+        <w:rPr>
+          <w:rFonts w:ascii="굴림" w:eastAsia="굴림" w:hAnsi="굴림" w:hint="eastAsia"/>
+          <w:sz w:val="20"/>
+          <w:szCs w:val="20"/>
+        </w:rPr>
+        <w:t xml:space="preserve">사용 </w:t>
+      </w:r>
+      <w:r>
+        <w:rPr>
+          <w:rFonts w:ascii="굴림" w:eastAsia="굴림" w:hAnsi="굴림"/>
+          <w:sz w:val="20"/>
+          <w:szCs w:val="20"/>
+        </w:rPr>
+        <w:t>/</w:t>
+      </w:r>
+      <w:proofErr w:type="gramEnd"/>
+      <w:r>
+        <w:rPr>
+          <w:rFonts w:ascii="굴림" w:eastAsia="굴림" w:hAnsi="굴림"/>
+          <w:sz w:val="20"/>
+          <w:szCs w:val="20"/>
+        </w:rPr>
+        <w:t xml:space="preserve"> </w:t>
+      </w:r>
+      <w:proofErr w:type="spellStart"/>
+      <w:r>
+        <w:rPr>
+          <w:rFonts w:ascii="굴림" w:eastAsia="굴림" w:hAnsi="굴림" w:hint="eastAsia"/>
+          <w:sz w:val="20"/>
+          <w:szCs w:val="20"/>
+        </w:rPr>
+        <w:t>폴드</w:t>
+      </w:r>
+      <w:proofErr w:type="spellEnd"/>
+      <w:r>
+        <w:rPr>
+          <w:rFonts w:ascii="굴림" w:eastAsia="굴림" w:hAnsi="굴림" w:hint="eastAsia"/>
+          <w:sz w:val="20"/>
+          <w:szCs w:val="20"/>
+        </w:rPr>
+        <w:t xml:space="preserve"> </w:t>
+      </w:r>
+      <w:r>
+        <w:rPr>
+          <w:rFonts w:ascii="굴림" w:eastAsia="굴림" w:hAnsi="굴림"/>
+          <w:sz w:val="20"/>
+          <w:szCs w:val="20"/>
+        </w:rPr>
+        <w:t>1</w:t>
+      </w:r>
+      <w:r>
+        <w:rPr>
+          <w:rFonts w:ascii="굴림" w:eastAsia="굴림" w:hAnsi="굴림" w:hint="eastAsia"/>
+          <w:sz w:val="20"/>
+          <w:szCs w:val="20"/>
+        </w:rPr>
+        <w:t>은 검증에 사용</w:t>
+      </w:r>
+    </w:p>
+    <w:p>
+      <w:pPr>
+        <w:pStyle w:val="a6"/>
+        <w:numPr>
+          <w:ilvl w:val="3"/>
+          <w:numId w:val="5"/>
+        </w:numPr>
+        <w:rPr>
+          <w:rFonts w:ascii="굴림" w:eastAsia="굴림" w:hAnsi="굴림"/>
+          <w:sz w:val="20"/>
+          <w:szCs w:val="20"/>
+        </w:rPr>
+      </w:pPr>
+      <w:r>
+        <w:rPr>
+          <w:rFonts w:ascii="굴림" w:eastAsia="굴림" w:hAnsi="굴림" w:hint="eastAsia"/>
+          <w:sz w:val="20"/>
+          <w:szCs w:val="20"/>
+        </w:rPr>
+        <w:t>K번 반복 후 평균 오류로 테스트 오류를 추정</w:t>
+      </w:r>
+    </w:p>
+    <w:p>
+      <w:pPr>
+        <w:pStyle w:val="a6"/>
+        <w:numPr>
+          <w:ilvl w:val="3"/>
+          <w:numId w:val="5"/>
+        </w:numPr>
+        <w:rPr>
+          <w:rFonts w:ascii="굴림" w:eastAsia="굴림" w:hAnsi="굴림"/>
+          <w:sz w:val="20"/>
+          <w:szCs w:val="20"/>
+        </w:rPr>
+      </w:pPr>
+      <w:r>
+        <w:rPr>
+          <w:rFonts w:ascii="굴림" w:eastAsia="굴림" w:hAnsi="굴림"/>
+          <w:sz w:val="20"/>
+          <w:szCs w:val="20"/>
+        </w:rPr>
+        <w:t xml:space="preserve">Leave-One-Out </w:t>
+      </w:r>
+      <w:r>
+        <w:rPr>
+          <w:rFonts w:ascii="굴림" w:eastAsia="굴림" w:hAnsi="굴림" w:hint="eastAsia"/>
+          <w:sz w:val="20"/>
+          <w:szCs w:val="20"/>
+        </w:rPr>
+        <w:t xml:space="preserve">교차검증 </w:t>
       </w:r>
       <w:r>
         <w:rPr>
@@ -5337,7 +5874,802 @@
           <w:sz w:val="20"/>
           <w:szCs w:val="20"/>
         </w:rPr>
-        <w:t>현실에서는 구하기 어려움</w:t>
+        <w:t>하나의 데이터만 검증용으로 두고 나머지를 전부 학습</w:t>
+      </w:r>
+    </w:p>
+    <w:p>
+      <w:pPr>
+        <w:pStyle w:val="a6"/>
+        <w:numPr>
+          <w:ilvl w:val="4"/>
+          <w:numId w:val="5"/>
+        </w:numPr>
+        <w:rPr>
+          <w:rFonts w:ascii="굴림" w:eastAsia="굴림" w:hAnsi="굴림"/>
+          <w:sz w:val="20"/>
+          <w:szCs w:val="20"/>
+        </w:rPr>
+      </w:pPr>
+      <w:r>
+        <w:rPr>
+          <w:rFonts w:ascii="굴림" w:eastAsia="굴림" w:hAnsi="굴림" w:hint="eastAsia"/>
+          <w:sz w:val="20"/>
+          <w:szCs w:val="20"/>
+        </w:rPr>
+        <w:t>1</w:t>
+      </w:r>
+      <w:r>
+        <w:rPr>
+          <w:rFonts w:ascii="굴림" w:eastAsia="굴림" w:hAnsi="굴림"/>
+          <w:sz w:val="20"/>
+          <w:szCs w:val="20"/>
+        </w:rPr>
+        <w:t>0</w:t>
+      </w:r>
+      <w:r>
+        <w:rPr>
+          <w:rFonts w:ascii="굴림" w:eastAsia="굴림" w:hAnsi="굴림" w:hint="eastAsia"/>
+          <w:sz w:val="20"/>
+          <w:szCs w:val="20"/>
+        </w:rPr>
+        <w:t xml:space="preserve">개를 검증용으로 두었을 때와 큰 차이가 </w:t>
+      </w:r>
+      <w:proofErr w:type="gramStart"/>
+      <w:r>
+        <w:rPr>
+          <w:rFonts w:ascii="굴림" w:eastAsia="굴림" w:hAnsi="굴림" w:hint="eastAsia"/>
+          <w:sz w:val="20"/>
+          <w:szCs w:val="20"/>
+        </w:rPr>
+        <w:t xml:space="preserve">없음 </w:t>
+      </w:r>
+      <w:r>
+        <w:rPr>
+          <w:rFonts w:ascii="굴림" w:eastAsia="굴림" w:hAnsi="굴림"/>
+          <w:sz w:val="20"/>
+          <w:szCs w:val="20"/>
+        </w:rPr>
+        <w:t>/</w:t>
+      </w:r>
+      <w:proofErr w:type="gramEnd"/>
+      <w:r>
+        <w:rPr>
+          <w:rFonts w:ascii="굴림" w:eastAsia="굴림" w:hAnsi="굴림"/>
+          <w:sz w:val="20"/>
+          <w:szCs w:val="20"/>
+        </w:rPr>
+        <w:t xml:space="preserve"> </w:t>
+      </w:r>
+      <w:r>
+        <w:rPr>
+          <w:rFonts w:ascii="굴림" w:eastAsia="굴림" w:hAnsi="굴림" w:hint="eastAsia"/>
+          <w:sz w:val="20"/>
+          <w:szCs w:val="20"/>
+        </w:rPr>
+        <w:t xml:space="preserve">시간은 </w:t>
+      </w:r>
+      <w:r>
+        <w:rPr>
+          <w:rFonts w:ascii="굴림" w:eastAsia="굴림" w:hAnsi="굴림"/>
+          <w:sz w:val="20"/>
+          <w:szCs w:val="20"/>
+        </w:rPr>
+        <w:t>10</w:t>
+      </w:r>
+      <w:r>
+        <w:rPr>
+          <w:rFonts w:ascii="굴림" w:eastAsia="굴림" w:hAnsi="굴림" w:hint="eastAsia"/>
+          <w:sz w:val="20"/>
+          <w:szCs w:val="20"/>
+        </w:rPr>
+        <w:t>배가 걸림</w:t>
+      </w:r>
+    </w:p>
+    <w:p>
+      <w:pPr>
+        <w:rPr>
+          <w:rFonts w:ascii="굴림" w:eastAsia="굴림" w:hAnsi="굴림"/>
+          <w:sz w:val="20"/>
+          <w:szCs w:val="20"/>
+        </w:rPr>
+      </w:pPr>
+    </w:p>
+    <w:p>
+      <w:pPr>
+        <w:pStyle w:val="a6"/>
+        <w:numPr>
+          <w:ilvl w:val="0"/>
+          <w:numId w:val="5"/>
+        </w:numPr>
+        <w:rPr>
+          <w:rFonts w:ascii="굴림" w:eastAsia="굴림" w:hAnsi="굴림"/>
+          <w:sz w:val="20"/>
+          <w:szCs w:val="20"/>
+        </w:rPr>
+      </w:pPr>
+      <w:r>
+        <w:rPr>
+          <w:rFonts w:ascii="굴림" w:eastAsia="굴림" w:hAnsi="굴림" w:hint="eastAsia"/>
+          <w:sz w:val="20"/>
+          <w:szCs w:val="20"/>
+        </w:rPr>
+        <w:t>비지도 학습</w:t>
+      </w:r>
+    </w:p>
+    <w:p>
+      <w:pPr>
+        <w:pStyle w:val="a6"/>
+        <w:numPr>
+          <w:ilvl w:val="1"/>
+          <w:numId w:val="5"/>
+        </w:numPr>
+        <w:rPr>
+          <w:rFonts w:ascii="굴림" w:eastAsia="굴림" w:hAnsi="굴림"/>
+          <w:sz w:val="20"/>
+          <w:szCs w:val="20"/>
+        </w:rPr>
+      </w:pPr>
+      <w:r>
+        <w:rPr>
+          <w:rFonts w:ascii="굴림" w:eastAsia="굴림" w:hAnsi="굴림" w:hint="eastAsia"/>
+          <w:sz w:val="20"/>
+          <w:szCs w:val="20"/>
+        </w:rPr>
+        <w:t xml:space="preserve">비지도 학습이란 </w:t>
+      </w:r>
+      <w:r>
+        <w:rPr>
+          <w:rFonts w:ascii="굴림" w:eastAsia="굴림" w:hAnsi="굴림"/>
+          <w:sz w:val="20"/>
+          <w:szCs w:val="20"/>
+        </w:rPr>
+        <w:t xml:space="preserve">– </w:t>
+      </w:r>
+      <w:r>
+        <w:rPr>
+          <w:rFonts w:ascii="굴림" w:eastAsia="굴림" w:hAnsi="굴림" w:hint="eastAsia"/>
+          <w:sz w:val="20"/>
+          <w:szCs w:val="20"/>
+        </w:rPr>
+        <w:t>정답 없이 데이터의 구조,</w:t>
+      </w:r>
+      <w:r>
+        <w:rPr>
+          <w:rFonts w:ascii="굴림" w:eastAsia="굴림" w:hAnsi="굴림"/>
+          <w:sz w:val="20"/>
+          <w:szCs w:val="20"/>
+        </w:rPr>
+        <w:t xml:space="preserve"> </w:t>
+      </w:r>
+      <w:r>
+        <w:rPr>
+          <w:rFonts w:ascii="굴림" w:eastAsia="굴림" w:hAnsi="굴림" w:hint="eastAsia"/>
+          <w:sz w:val="20"/>
+          <w:szCs w:val="20"/>
+        </w:rPr>
+        <w:t>패턴,</w:t>
+      </w:r>
+      <w:r>
+        <w:rPr>
+          <w:rFonts w:ascii="굴림" w:eastAsia="굴림" w:hAnsi="굴림"/>
+          <w:sz w:val="20"/>
+          <w:szCs w:val="20"/>
+        </w:rPr>
+        <w:t xml:space="preserve"> </w:t>
+      </w:r>
+      <w:r>
+        <w:rPr>
+          <w:rFonts w:ascii="굴림" w:eastAsia="굴림" w:hAnsi="굴림" w:hint="eastAsia"/>
+          <w:sz w:val="20"/>
+          <w:szCs w:val="20"/>
+        </w:rPr>
+        <w:t xml:space="preserve">집단을 찾아내는 </w:t>
+      </w:r>
+      <w:proofErr w:type="gramStart"/>
+      <w:r>
+        <w:rPr>
+          <w:rFonts w:ascii="굴림" w:eastAsia="굴림" w:hAnsi="굴림" w:hint="eastAsia"/>
+          <w:sz w:val="20"/>
+          <w:szCs w:val="20"/>
+        </w:rPr>
+        <w:t xml:space="preserve">학습 </w:t>
+      </w:r>
+      <w:r>
+        <w:rPr>
+          <w:rFonts w:ascii="굴림" w:eastAsia="굴림" w:hAnsi="굴림"/>
+          <w:sz w:val="20"/>
+          <w:szCs w:val="20"/>
+        </w:rPr>
+        <w:t>/</w:t>
+      </w:r>
+      <w:proofErr w:type="gramEnd"/>
+      <w:r>
+        <w:rPr>
+          <w:rFonts w:ascii="굴림" w:eastAsia="굴림" w:hAnsi="굴림"/>
+          <w:sz w:val="20"/>
+          <w:szCs w:val="20"/>
+        </w:rPr>
+        <w:t xml:space="preserve"> </w:t>
+      </w:r>
+      <w:r>
+        <w:rPr>
+          <w:rFonts w:ascii="굴림" w:eastAsia="굴림" w:hAnsi="굴림" w:hint="eastAsia"/>
+          <w:sz w:val="20"/>
+          <w:szCs w:val="20"/>
+        </w:rPr>
+        <w:t>입력만으로 구조를 학습</w:t>
+      </w:r>
+    </w:p>
+    <w:p>
+      <w:pPr>
+        <w:pStyle w:val="a6"/>
+        <w:numPr>
+          <w:ilvl w:val="2"/>
+          <w:numId w:val="5"/>
+        </w:numPr>
+        <w:rPr>
+          <w:rFonts w:ascii="굴림" w:eastAsia="굴림" w:hAnsi="굴림"/>
+          <w:sz w:val="20"/>
+          <w:szCs w:val="20"/>
+        </w:rPr>
+      </w:pPr>
+      <w:r>
+        <w:rPr>
+          <w:rFonts w:ascii="굴림" w:eastAsia="굴림" w:hAnsi="굴림" w:hint="eastAsia"/>
+          <w:sz w:val="20"/>
+          <w:szCs w:val="20"/>
+        </w:rPr>
+        <w:t>군집화,</w:t>
+      </w:r>
+      <w:r>
+        <w:rPr>
+          <w:rFonts w:ascii="굴림" w:eastAsia="굴림" w:hAnsi="굴림"/>
+          <w:sz w:val="20"/>
+          <w:szCs w:val="20"/>
+        </w:rPr>
+        <w:t xml:space="preserve"> </w:t>
+      </w:r>
+      <w:r>
+        <w:rPr>
+          <w:rFonts w:ascii="굴림" w:eastAsia="굴림" w:hAnsi="굴림" w:hint="eastAsia"/>
+          <w:sz w:val="20"/>
+          <w:szCs w:val="20"/>
+        </w:rPr>
+        <w:t>차원축소</w:t>
+      </w:r>
+      <w:r>
+        <w:rPr>
+          <w:rFonts w:ascii="굴림" w:eastAsia="굴림" w:hAnsi="굴림"/>
+          <w:sz w:val="20"/>
+          <w:szCs w:val="20"/>
+        </w:rPr>
+        <w:t xml:space="preserve"> </w:t>
+      </w:r>
+      <w:proofErr w:type="gramStart"/>
+      <w:r>
+        <w:rPr>
+          <w:rFonts w:ascii="굴림" w:eastAsia="굴림" w:hAnsi="굴림" w:hint="eastAsia"/>
+          <w:sz w:val="20"/>
+          <w:szCs w:val="20"/>
+        </w:rPr>
+        <w:t xml:space="preserve">등 </w:t>
+      </w:r>
+      <w:r>
+        <w:rPr>
+          <w:rFonts w:ascii="굴림" w:eastAsia="굴림" w:hAnsi="굴림"/>
+          <w:sz w:val="20"/>
+          <w:szCs w:val="20"/>
+        </w:rPr>
+        <w:t>/</w:t>
+      </w:r>
+      <w:proofErr w:type="gramEnd"/>
+      <w:r>
+        <w:rPr>
+          <w:rFonts w:ascii="굴림" w:eastAsia="굴림" w:hAnsi="굴림"/>
+          <w:sz w:val="20"/>
+          <w:szCs w:val="20"/>
+        </w:rPr>
+        <w:t xml:space="preserve"> </w:t>
+      </w:r>
+      <w:r>
+        <w:rPr>
+          <w:rFonts w:ascii="굴림" w:eastAsia="굴림" w:hAnsi="굴림" w:hint="eastAsia"/>
+          <w:sz w:val="20"/>
+          <w:szCs w:val="20"/>
+        </w:rPr>
+        <w:t>정답 예측이 아니라 구조화</w:t>
+      </w:r>
+      <w:r>
+        <w:rPr>
+          <w:rFonts w:ascii="굴림" w:eastAsia="굴림" w:hAnsi="굴림"/>
+          <w:sz w:val="20"/>
+          <w:szCs w:val="20"/>
+        </w:rPr>
+        <w:t xml:space="preserve">, </w:t>
+      </w:r>
+      <w:r>
+        <w:rPr>
+          <w:rFonts w:ascii="굴림" w:eastAsia="굴림" w:hAnsi="굴림" w:hint="eastAsia"/>
+          <w:sz w:val="20"/>
+          <w:szCs w:val="20"/>
+        </w:rPr>
+        <w:t>요약,</w:t>
+      </w:r>
+      <w:r>
+        <w:rPr>
+          <w:rFonts w:ascii="굴림" w:eastAsia="굴림" w:hAnsi="굴림"/>
+          <w:sz w:val="20"/>
+          <w:szCs w:val="20"/>
+        </w:rPr>
+        <w:t xml:space="preserve"> </w:t>
+      </w:r>
+      <w:r>
+        <w:rPr>
+          <w:rFonts w:ascii="굴림" w:eastAsia="굴림" w:hAnsi="굴림" w:hint="eastAsia"/>
+          <w:sz w:val="20"/>
+          <w:szCs w:val="20"/>
+        </w:rPr>
+        <w:t xml:space="preserve">표현 </w:t>
+      </w:r>
+      <w:r>
+        <w:rPr>
+          <w:rFonts w:ascii="굴림" w:eastAsia="굴림" w:hAnsi="굴림"/>
+          <w:sz w:val="20"/>
+          <w:szCs w:val="20"/>
+        </w:rPr>
+        <w:t xml:space="preserve">– </w:t>
+      </w:r>
+      <w:r>
+        <w:rPr>
+          <w:rFonts w:ascii="굴림" w:eastAsia="굴림" w:hAnsi="굴림" w:hint="eastAsia"/>
+          <w:sz w:val="20"/>
+          <w:szCs w:val="20"/>
+        </w:rPr>
+        <w:t xml:space="preserve">비슷한 데이터끼리 묶기 </w:t>
+      </w:r>
+      <w:r>
+        <w:rPr>
+          <w:rFonts w:ascii="굴림" w:eastAsia="굴림" w:hAnsi="굴림"/>
+          <w:sz w:val="20"/>
+          <w:szCs w:val="20"/>
+        </w:rPr>
+        <w:t xml:space="preserve">– </w:t>
+      </w:r>
+      <w:r>
+        <w:rPr>
+          <w:rFonts w:ascii="굴림" w:eastAsia="굴림" w:hAnsi="굴림" w:hint="eastAsia"/>
+          <w:sz w:val="20"/>
+          <w:szCs w:val="20"/>
+        </w:rPr>
+        <w:t>클러스터링</w:t>
+      </w:r>
+    </w:p>
+    <w:p>
+      <w:pPr>
+        <w:pStyle w:val="a6"/>
+        <w:numPr>
+          <w:ilvl w:val="1"/>
+          <w:numId w:val="5"/>
+        </w:numPr>
+        <w:rPr>
+          <w:rFonts w:ascii="굴림" w:eastAsia="굴림" w:hAnsi="굴림"/>
+          <w:sz w:val="20"/>
+          <w:szCs w:val="20"/>
+        </w:rPr>
+      </w:pPr>
+      <w:r>
+        <w:rPr>
+          <w:rFonts w:ascii="굴림" w:eastAsia="굴림" w:hAnsi="굴림" w:hint="eastAsia"/>
+          <w:sz w:val="20"/>
+          <w:szCs w:val="20"/>
+        </w:rPr>
+        <w:t xml:space="preserve">클러스터링 </w:t>
+      </w:r>
+      <w:r>
+        <w:rPr>
+          <w:rFonts w:ascii="굴림" w:eastAsia="굴림" w:hAnsi="굴림"/>
+          <w:sz w:val="20"/>
+          <w:szCs w:val="20"/>
+        </w:rPr>
+        <w:t xml:space="preserve">– </w:t>
+      </w:r>
+      <w:r>
+        <w:rPr>
+          <w:rFonts w:ascii="굴림" w:eastAsia="굴림" w:hAnsi="굴림" w:hint="eastAsia"/>
+          <w:sz w:val="20"/>
+          <w:szCs w:val="20"/>
+        </w:rPr>
+        <w:t>데이터 안에서 하위 집단(클러스터)을 찾는 방법</w:t>
+      </w:r>
+    </w:p>
+    <w:p>
+      <w:pPr>
+        <w:pStyle w:val="a6"/>
+        <w:numPr>
+          <w:ilvl w:val="2"/>
+          <w:numId w:val="5"/>
+        </w:numPr>
+        <w:rPr>
+          <w:rFonts w:ascii="굴림" w:eastAsia="굴림" w:hAnsi="굴림"/>
+          <w:sz w:val="20"/>
+          <w:szCs w:val="20"/>
+        </w:rPr>
+      </w:pPr>
+      <w:r>
+        <w:rPr>
+          <w:rFonts w:ascii="굴림" w:eastAsia="굴림" w:hAnsi="굴림" w:hint="eastAsia"/>
+          <w:sz w:val="20"/>
+          <w:szCs w:val="20"/>
+        </w:rPr>
+        <w:t>집단은 서로 유사하게,</w:t>
+      </w:r>
+      <w:r>
+        <w:rPr>
+          <w:rFonts w:ascii="굴림" w:eastAsia="굴림" w:hAnsi="굴림"/>
+          <w:sz w:val="20"/>
+          <w:szCs w:val="20"/>
+        </w:rPr>
+        <w:t xml:space="preserve"> </w:t>
+      </w:r>
+      <w:r>
+        <w:rPr>
+          <w:rFonts w:ascii="굴림" w:eastAsia="굴림" w:hAnsi="굴림" w:hint="eastAsia"/>
+          <w:sz w:val="20"/>
+          <w:szCs w:val="20"/>
+        </w:rPr>
+        <w:t>집단간은 서로 상이하게 데이터를 분할</w:t>
+      </w:r>
+    </w:p>
+    <w:p>
+      <w:pPr>
+        <w:pStyle w:val="a6"/>
+        <w:numPr>
+          <w:ilvl w:val="2"/>
+          <w:numId w:val="5"/>
+        </w:numPr>
+        <w:rPr>
+          <w:rFonts w:ascii="굴림" w:eastAsia="굴림" w:hAnsi="굴림"/>
+          <w:sz w:val="20"/>
+          <w:szCs w:val="20"/>
+        </w:rPr>
+      </w:pPr>
+      <w:r>
+        <w:rPr>
+          <w:rFonts w:ascii="굴림" w:eastAsia="굴림" w:hAnsi="굴림" w:hint="eastAsia"/>
+          <w:sz w:val="20"/>
+          <w:szCs w:val="20"/>
+        </w:rPr>
+        <w:t xml:space="preserve"> </w:t>
+      </w:r>
+      <w:proofErr w:type="gramStart"/>
+      <w:r>
+        <w:rPr>
+          <w:rFonts w:ascii="굴림" w:eastAsia="굴림" w:hAnsi="굴림"/>
+          <w:sz w:val="20"/>
+          <w:szCs w:val="20"/>
+        </w:rPr>
+        <w:t xml:space="preserve">/ </w:t>
+      </w:r>
+      <w:r>
+        <w:rPr>
+          <w:rFonts w:ascii="굴림" w:eastAsia="굴림" w:hAnsi="굴림" w:hint="eastAsia"/>
+          <w:sz w:val="20"/>
+          <w:szCs w:val="20"/>
+        </w:rPr>
+        <w:t>유사</w:t>
+      </w:r>
+      <w:proofErr w:type="gramEnd"/>
+      <w:r>
+        <w:rPr>
+          <w:rFonts w:ascii="굴림" w:eastAsia="굴림" w:hAnsi="굴림" w:hint="eastAsia"/>
+          <w:sz w:val="20"/>
+          <w:szCs w:val="20"/>
+        </w:rPr>
+        <w:t>/상이는 문제나 도메인,</w:t>
+      </w:r>
+      <w:r>
+        <w:rPr>
+          <w:rFonts w:ascii="굴림" w:eastAsia="굴림" w:hAnsi="굴림"/>
+          <w:sz w:val="20"/>
+          <w:szCs w:val="20"/>
+        </w:rPr>
+        <w:t xml:space="preserve"> </w:t>
+      </w:r>
+      <w:r>
+        <w:rPr>
+          <w:rFonts w:ascii="굴림" w:eastAsia="굴림" w:hAnsi="굴림" w:hint="eastAsia"/>
+          <w:sz w:val="20"/>
+          <w:szCs w:val="20"/>
+        </w:rPr>
+        <w:t>주제,</w:t>
+      </w:r>
+      <w:r>
+        <w:rPr>
+          <w:rFonts w:ascii="굴림" w:eastAsia="굴림" w:hAnsi="굴림"/>
+          <w:sz w:val="20"/>
+          <w:szCs w:val="20"/>
+        </w:rPr>
+        <w:t xml:space="preserve"> </w:t>
+      </w:r>
+      <w:r>
+        <w:rPr>
+          <w:rFonts w:ascii="굴림" w:eastAsia="굴림" w:hAnsi="굴림" w:hint="eastAsia"/>
+          <w:sz w:val="20"/>
+          <w:szCs w:val="20"/>
+        </w:rPr>
+        <w:t>상황,</w:t>
+      </w:r>
+      <w:r>
+        <w:rPr>
+          <w:rFonts w:ascii="굴림" w:eastAsia="굴림" w:hAnsi="굴림"/>
+          <w:sz w:val="20"/>
+          <w:szCs w:val="20"/>
+        </w:rPr>
+        <w:t xml:space="preserve"> </w:t>
+      </w:r>
+      <w:r>
+        <w:rPr>
+          <w:rFonts w:ascii="굴림" w:eastAsia="굴림" w:hAnsi="굴림" w:hint="eastAsia"/>
+          <w:sz w:val="20"/>
+          <w:szCs w:val="20"/>
+        </w:rPr>
+        <w:t>개수</w:t>
+      </w:r>
+      <w:r>
+        <w:rPr>
+          <w:rFonts w:ascii="굴림" w:eastAsia="굴림" w:hAnsi="굴림"/>
+          <w:sz w:val="20"/>
+          <w:szCs w:val="20"/>
+        </w:rPr>
+        <w:t xml:space="preserve"> </w:t>
+      </w:r>
+      <w:r>
+        <w:rPr>
+          <w:rFonts w:ascii="굴림" w:eastAsia="굴림" w:hAnsi="굴림" w:hint="eastAsia"/>
+          <w:sz w:val="20"/>
+          <w:szCs w:val="20"/>
+        </w:rPr>
+        <w:t>별로 달라짐</w:t>
+      </w:r>
+    </w:p>
+    <w:p>
+      <w:pPr>
+        <w:pStyle w:val="a6"/>
+        <w:numPr>
+          <w:ilvl w:val="2"/>
+          <w:numId w:val="5"/>
+        </w:numPr>
+        <w:rPr>
+          <w:rFonts w:ascii="굴림" w:eastAsia="굴림" w:hAnsi="굴림"/>
+          <w:sz w:val="20"/>
+          <w:szCs w:val="20"/>
+        </w:rPr>
+      </w:pPr>
+      <w:r>
+        <w:rPr>
+          <w:rFonts w:ascii="굴림" w:eastAsia="굴림" w:hAnsi="굴림"/>
+          <w:sz w:val="20"/>
+          <w:szCs w:val="20"/>
+        </w:rPr>
+        <w:t xml:space="preserve"> </w:t>
+      </w:r>
+      <w:proofErr w:type="gramStart"/>
+      <w:r>
+        <w:rPr>
+          <w:rFonts w:ascii="굴림" w:eastAsia="굴림" w:hAnsi="굴림"/>
+          <w:sz w:val="20"/>
+          <w:szCs w:val="20"/>
+        </w:rPr>
+        <w:t xml:space="preserve">/ </w:t>
+      </w:r>
+      <w:r>
+        <w:rPr>
+          <w:rFonts w:ascii="굴림" w:eastAsia="굴림" w:hAnsi="굴림" w:hint="eastAsia"/>
+          <w:sz w:val="20"/>
+          <w:szCs w:val="20"/>
+        </w:rPr>
+        <w:t>특성에</w:t>
+      </w:r>
+      <w:proofErr w:type="gramEnd"/>
+      <w:r>
+        <w:rPr>
+          <w:rFonts w:ascii="굴림" w:eastAsia="굴림" w:hAnsi="굴림" w:hint="eastAsia"/>
+          <w:sz w:val="20"/>
+          <w:szCs w:val="20"/>
+        </w:rPr>
+        <w:t xml:space="preserve"> 따라 클러스터가 안 보일 수 있음</w:t>
+      </w:r>
+    </w:p>
+    <w:p>
+      <w:pPr>
+        <w:pStyle w:val="a6"/>
+        <w:numPr>
+          <w:ilvl w:val="1"/>
+          <w:numId w:val="5"/>
+        </w:numPr>
+        <w:rPr>
+          <w:rFonts w:ascii="굴림" w:eastAsia="굴림" w:hAnsi="굴림"/>
+          <w:sz w:val="20"/>
+          <w:szCs w:val="20"/>
+        </w:rPr>
+      </w:pPr>
+      <w:r>
+        <w:rPr>
+          <w:rFonts w:ascii="굴림" w:eastAsia="굴림" w:hAnsi="굴림" w:hint="eastAsia"/>
+          <w:sz w:val="20"/>
+          <w:szCs w:val="20"/>
+        </w:rPr>
+        <w:t>K</w:t>
+      </w:r>
+      <w:r>
+        <w:rPr>
+          <w:rFonts w:ascii="굴림" w:eastAsia="굴림" w:hAnsi="굴림"/>
+          <w:sz w:val="20"/>
+          <w:szCs w:val="20"/>
+        </w:rPr>
+        <w:t>-</w:t>
+      </w:r>
+      <w:r>
+        <w:rPr>
+          <w:rFonts w:ascii="굴림" w:eastAsia="굴림" w:hAnsi="굴림" w:hint="eastAsia"/>
+          <w:sz w:val="20"/>
+          <w:szCs w:val="20"/>
+        </w:rPr>
+        <w:t>m</w:t>
+      </w:r>
+      <w:r>
+        <w:rPr>
+          <w:rFonts w:ascii="굴림" w:eastAsia="굴림" w:hAnsi="굴림"/>
+          <w:sz w:val="20"/>
+          <w:szCs w:val="20"/>
+        </w:rPr>
+        <w:t>eans</w:t>
+      </w:r>
+      <w:r>
+        <w:rPr>
+          <w:rFonts w:ascii="굴림" w:eastAsia="굴림" w:hAnsi="굴림"/>
+          <w:sz w:val="20"/>
+          <w:szCs w:val="20"/>
+        </w:rPr>
+        <w:t xml:space="preserve"> </w:t>
+      </w:r>
+      <w:r>
+        <w:rPr>
+          <w:rFonts w:ascii="굴림" w:eastAsia="굴림" w:hAnsi="굴림" w:hint="eastAsia"/>
+          <w:sz w:val="20"/>
+          <w:szCs w:val="20"/>
+        </w:rPr>
+        <w:t>클러스터링</w:t>
+      </w:r>
+      <w:r>
+        <w:rPr>
+          <w:rFonts w:ascii="굴림" w:eastAsia="굴림" w:hAnsi="굴림" w:hint="eastAsia"/>
+          <w:sz w:val="20"/>
+          <w:szCs w:val="20"/>
+        </w:rPr>
+        <w:t xml:space="preserve"> </w:t>
+      </w:r>
+      <w:r>
+        <w:rPr>
+          <w:rFonts w:ascii="굴림" w:eastAsia="굴림" w:hAnsi="굴림"/>
+          <w:sz w:val="20"/>
+          <w:szCs w:val="20"/>
+        </w:rPr>
+        <w:t>–</w:t>
+      </w:r>
+      <w:r>
+        <w:rPr>
+          <w:rFonts w:ascii="굴림" w:eastAsia="굴림" w:hAnsi="굴림"/>
+          <w:sz w:val="20"/>
+          <w:szCs w:val="20"/>
+        </w:rPr>
+        <w:t xml:space="preserve"> </w:t>
+      </w:r>
+      <w:r>
+        <w:rPr>
+          <w:rFonts w:ascii="굴림" w:eastAsia="굴림" w:hAnsi="굴림" w:hint="eastAsia"/>
+          <w:sz w:val="20"/>
+          <w:szCs w:val="20"/>
+        </w:rPr>
+        <w:t>클러스터 수(</w:t>
+      </w:r>
+      <w:r>
+        <w:rPr>
+          <w:rFonts w:ascii="굴림" w:eastAsia="굴림" w:hAnsi="굴림"/>
+          <w:sz w:val="20"/>
+          <w:szCs w:val="20"/>
+        </w:rPr>
+        <w:t>K)</w:t>
+      </w:r>
+      <w:r>
+        <w:rPr>
+          <w:rFonts w:ascii="굴림" w:eastAsia="굴림" w:hAnsi="굴림" w:hint="eastAsia"/>
+          <w:sz w:val="20"/>
+          <w:szCs w:val="20"/>
+        </w:rPr>
+        <w:t>를 미리 정해 놓고 분할</w:t>
+      </w:r>
+    </w:p>
+    <w:p>
+      <w:pPr>
+        <w:pStyle w:val="a6"/>
+        <w:numPr>
+          <w:ilvl w:val="2"/>
+          <w:numId w:val="5"/>
+        </w:numPr>
+        <w:rPr>
+          <w:rFonts w:ascii="굴림" w:eastAsia="굴림" w:hAnsi="굴림"/>
+          <w:sz w:val="20"/>
+          <w:szCs w:val="20"/>
+        </w:rPr>
+      </w:pPr>
+      <w:r>
+        <w:rPr>
+          <w:rFonts w:ascii="굴림" w:eastAsia="굴림" w:hAnsi="굴림" w:hint="eastAsia"/>
+          <w:sz w:val="20"/>
+          <w:szCs w:val="20"/>
+        </w:rPr>
+        <w:t xml:space="preserve">모든 데이터를 겹치지 </w:t>
+      </w:r>
+      <w:proofErr w:type="gramStart"/>
+      <w:r>
+        <w:rPr>
+          <w:rFonts w:ascii="굴림" w:eastAsia="굴림" w:hAnsi="굴림" w:hint="eastAsia"/>
+          <w:sz w:val="20"/>
+          <w:szCs w:val="20"/>
+        </w:rPr>
+        <w:t xml:space="preserve">않게 </w:t>
+      </w:r>
+      <w:r>
+        <w:rPr>
+          <w:rFonts w:ascii="굴림" w:eastAsia="굴림" w:hAnsi="굴림"/>
+          <w:sz w:val="20"/>
+          <w:szCs w:val="20"/>
+        </w:rPr>
+        <w:t>/</w:t>
+      </w:r>
+      <w:proofErr w:type="gramEnd"/>
+      <w:r>
+        <w:rPr>
+          <w:rFonts w:ascii="굴림" w:eastAsia="굴림" w:hAnsi="굴림"/>
+          <w:sz w:val="20"/>
+          <w:szCs w:val="20"/>
+        </w:rPr>
+        <w:t xml:space="preserve"> </w:t>
+      </w:r>
+      <w:proofErr w:type="gramStart"/>
+      <w:r>
+        <w:rPr>
+          <w:rFonts w:ascii="굴림" w:eastAsia="굴림" w:hAnsi="굴림" w:hint="eastAsia"/>
+          <w:sz w:val="20"/>
+          <w:szCs w:val="20"/>
+        </w:rPr>
+        <w:t xml:space="preserve">빠짐없이 </w:t>
+      </w:r>
+      <w:r>
+        <w:rPr>
+          <w:rFonts w:ascii="굴림" w:eastAsia="굴림" w:hAnsi="굴림"/>
+          <w:sz w:val="20"/>
+          <w:szCs w:val="20"/>
+        </w:rPr>
+        <w:t>/</w:t>
+      </w:r>
+      <w:proofErr w:type="gramEnd"/>
+      <w:r>
+        <w:rPr>
+          <w:rFonts w:ascii="굴림" w:eastAsia="굴림" w:hAnsi="굴림"/>
+          <w:sz w:val="20"/>
+          <w:szCs w:val="20"/>
+        </w:rPr>
+        <w:t xml:space="preserve"> </w:t>
+      </w:r>
+      <w:r>
+        <w:rPr>
+          <w:rFonts w:ascii="굴림" w:eastAsia="굴림" w:hAnsi="굴림" w:hint="eastAsia"/>
+          <w:sz w:val="20"/>
+          <w:szCs w:val="20"/>
+        </w:rPr>
+        <w:t>하나의 군집에만 나눔</w:t>
       </w:r>
     </w:p>
     <w:p>
@@ -5359,23 +6691,41 @@
           <w:sz w:val="20"/>
           <w:szCs w:val="20"/>
         </w:rPr>
-        <w:t xml:space="preserve">데이터를 나눠 여러 번 훈련 </w:t>
-      </w:r>
-      <w:r>
-        <w:rPr>
-          <w:rFonts w:ascii="굴림" w:eastAsia="굴림" w:hAnsi="굴림"/>
-          <w:sz w:val="20"/>
-          <w:szCs w:val="20"/>
-        </w:rPr>
-        <w:t xml:space="preserve">-&gt; </w:t>
-      </w:r>
-      <w:r>
-        <w:rPr>
-          <w:rFonts w:ascii="굴림" w:eastAsia="굴림" w:hAnsi="굴림" w:hint="eastAsia"/>
-          <w:sz w:val="20"/>
-          <w:szCs w:val="20"/>
-        </w:rPr>
-        <w:t>평가를 반복할 수 있음</w:t>
+        <w:t xml:space="preserve">모든 데이터가 여러 군집에 동시에 속할 수 </w:t>
+      </w:r>
+      <w:proofErr w:type="gramStart"/>
+      <w:r>
+        <w:rPr>
+          <w:rFonts w:ascii="굴림" w:eastAsia="굴림" w:hAnsi="굴림" w:hint="eastAsia"/>
+          <w:sz w:val="20"/>
+          <w:szCs w:val="20"/>
+        </w:rPr>
+        <w:t xml:space="preserve">없음 </w:t>
+      </w:r>
+      <w:r>
+        <w:rPr>
+          <w:rFonts w:ascii="굴림" w:eastAsia="굴림" w:hAnsi="굴림"/>
+          <w:sz w:val="20"/>
+          <w:szCs w:val="20"/>
+        </w:rPr>
+        <w:t>/</w:t>
+      </w:r>
+      <w:proofErr w:type="gramEnd"/>
+      <w:r>
+        <w:rPr>
+          <w:rFonts w:ascii="굴림" w:eastAsia="굴림" w:hAnsi="굴림"/>
+          <w:sz w:val="20"/>
+          <w:szCs w:val="20"/>
+        </w:rPr>
+        <w:t xml:space="preserve"> </w:t>
+      </w:r>
+      <w:r>
+        <w:rPr>
+          <w:rFonts w:ascii="굴림" w:eastAsia="굴림" w:hAnsi="굴림" w:hint="eastAsia"/>
+          <w:sz w:val="20"/>
+          <w:szCs w:val="20"/>
+        </w:rPr>
+        <w:t>반드시 하나의 군집에는 포함되어야 함</w:t>
       </w:r>
     </w:p>
     <w:p>
@@ -5391,6 +6741,52 @@
           <w:szCs w:val="20"/>
         </w:rPr>
       </w:pPr>
+      <w:r>
+        <w:rPr>
+          <w:rFonts w:ascii="굴림" w:eastAsia="굴림" w:hAnsi="굴림" w:hint="eastAsia"/>
+          <w:sz w:val="20"/>
+          <w:szCs w:val="20"/>
+        </w:rPr>
+        <w:t xml:space="preserve">좋은 군집화는 내부 변동이 작은 분할 </w:t>
+      </w:r>
+      <w:r>
+        <w:rPr>
+          <w:rFonts w:ascii="굴림" w:eastAsia="굴림" w:hAnsi="굴림"/>
+          <w:sz w:val="20"/>
+          <w:szCs w:val="20"/>
+        </w:rPr>
+        <w:t xml:space="preserve">– </w:t>
+      </w:r>
+      <w:r>
+        <w:rPr>
+          <w:rFonts w:ascii="굴림" w:eastAsia="굴림" w:hAnsi="굴림" w:hint="eastAsia"/>
+          <w:sz w:val="20"/>
+          <w:szCs w:val="20"/>
+        </w:rPr>
+        <w:t>그룹 집단 간의 거리 차이가 최소화되게 나누는 것</w:t>
+      </w:r>
+    </w:p>
+    <w:p>
+      <w:pPr>
+        <w:pStyle w:val="a6"/>
+        <w:numPr>
+          <w:ilvl w:val="3"/>
+          <w:numId w:val="5"/>
+        </w:numPr>
+        <w:rPr>
+          <w:rFonts w:ascii="굴림" w:eastAsia="굴림" w:hAnsi="굴림"/>
+          <w:sz w:val="20"/>
+          <w:szCs w:val="20"/>
+        </w:rPr>
+      </w:pPr>
+      <w:r>
+        <w:rPr>
+          <w:rFonts w:ascii="굴림" w:eastAsia="굴림" w:hAnsi="굴림" w:hint="eastAsia"/>
+          <w:sz w:val="20"/>
+          <w:szCs w:val="20"/>
+        </w:rPr>
+        <w:t xml:space="preserve">그룹 안에서 얼마나 </w:t>
+      </w:r>
       <w:proofErr w:type="spellStart"/>
       <w:r>
         <w:rPr>
@@ -5398,7 +6794,7 @@
           <w:sz w:val="20"/>
           <w:szCs w:val="20"/>
         </w:rPr>
-        <w:t>검증셋</w:t>
+        <w:t>모여있는지를</w:t>
       </w:r>
       <w:proofErr w:type="spellEnd"/>
       <w:r>
@@ -5407,23 +6803,45 @@
           <w:sz w:val="20"/>
           <w:szCs w:val="20"/>
         </w:rPr>
-        <w:t>(홀드아웃</w:t>
-      </w:r>
-      <w:r>
-        <w:rPr>
-          <w:rFonts w:ascii="굴림" w:eastAsia="굴림" w:hAnsi="굴림"/>
-          <w:sz w:val="20"/>
-          <w:szCs w:val="20"/>
-        </w:rPr>
-        <w:t xml:space="preserve">) – </w:t>
-      </w:r>
-      <w:r>
-        <w:rPr>
-          <w:rFonts w:ascii="굴림" w:eastAsia="굴림" w:hAnsi="굴림" w:hint="eastAsia"/>
-          <w:sz w:val="20"/>
-          <w:szCs w:val="20"/>
-        </w:rPr>
-        <w:t>가용 샘플을 무작위로 훈련셋과 검증셋으로 나눔</w:t>
+        <w:t xml:space="preserve"> 기준으로 </w:t>
+      </w:r>
+      <w:r>
+        <w:rPr>
+          <w:rFonts w:ascii="굴림" w:eastAsia="굴림" w:hAnsi="굴림"/>
+          <w:sz w:val="20"/>
+          <w:szCs w:val="20"/>
+        </w:rPr>
+        <w:t>K</w:t>
+      </w:r>
+      <w:r>
+        <w:rPr>
+          <w:rFonts w:ascii="굴림" w:eastAsia="굴림" w:hAnsi="굴림" w:hint="eastAsia"/>
+          <w:sz w:val="20"/>
+          <w:szCs w:val="20"/>
+        </w:rPr>
+        <w:t>개의 그룹을 나누는 알고리즘</w:t>
+      </w:r>
+    </w:p>
+    <w:p>
+      <w:pPr>
+        <w:pStyle w:val="a6"/>
+        <w:numPr>
+          <w:ilvl w:val="2"/>
+          <w:numId w:val="5"/>
+        </w:numPr>
+        <w:rPr>
+          <w:rFonts w:ascii="굴림" w:eastAsia="굴림" w:hAnsi="굴림"/>
+          <w:sz w:val="20"/>
+          <w:szCs w:val="20"/>
+        </w:rPr>
+      </w:pPr>
+      <w:r>
+        <w:rPr>
+          <w:rFonts w:ascii="굴림" w:eastAsia="굴림" w:hAnsi="굴림" w:hint="eastAsia"/>
+          <w:sz w:val="20"/>
+          <w:szCs w:val="20"/>
+        </w:rPr>
+        <w:t>알고리즘</w:t>
       </w:r>
     </w:p>
     <w:p>
@@ -5445,23 +6863,47 @@
           <w:sz w:val="20"/>
           <w:szCs w:val="20"/>
         </w:rPr>
-        <w:t>훈련셋으로는 학습</w:t>
-      </w:r>
-      <w:r>
-        <w:rPr>
-          <w:rFonts w:ascii="굴림" w:eastAsia="굴림" w:hAnsi="굴림"/>
-          <w:sz w:val="20"/>
-          <w:szCs w:val="20"/>
-        </w:rPr>
-        <w:t xml:space="preserve">, </w:t>
-      </w:r>
-      <w:r>
-        <w:rPr>
-          <w:rFonts w:ascii="굴림" w:eastAsia="굴림" w:hAnsi="굴림" w:hint="eastAsia"/>
-          <w:sz w:val="20"/>
-          <w:szCs w:val="20"/>
-        </w:rPr>
-        <w:t xml:space="preserve">검증셋으로는 예측 후 검증을 진행 후 오류 계산 </w:t>
+        <w:t xml:space="preserve">초기화 </w:t>
+      </w:r>
+      <w:r>
+        <w:rPr>
+          <w:rFonts w:ascii="굴림" w:eastAsia="굴림" w:hAnsi="굴림"/>
+          <w:sz w:val="20"/>
+          <w:szCs w:val="20"/>
+        </w:rPr>
+        <w:t xml:space="preserve">– </w:t>
+      </w:r>
+      <w:r>
+        <w:rPr>
+          <w:rFonts w:ascii="굴림" w:eastAsia="굴림" w:hAnsi="굴림" w:hint="eastAsia"/>
+          <w:sz w:val="20"/>
+          <w:szCs w:val="20"/>
+        </w:rPr>
+        <w:t>관측치들</w:t>
+      </w:r>
+      <w:r>
+        <w:rPr>
+          <w:rFonts w:ascii="굴림" w:eastAsia="굴림" w:hAnsi="굴림" w:hint="eastAsia"/>
+          <w:sz w:val="20"/>
+          <w:szCs w:val="20"/>
+        </w:rPr>
+        <w:t xml:space="preserve">에 무작위로 </w:t>
+      </w:r>
+      <w:r>
+        <w:rPr>
+          <w:rFonts w:ascii="굴림" w:eastAsia="굴림" w:hAnsi="굴림"/>
+          <w:sz w:val="20"/>
+          <w:szCs w:val="20"/>
+        </w:rPr>
+        <w:t xml:space="preserve">K </w:t>
+      </w:r>
+      <w:r>
+        <w:rPr>
+          <w:rFonts w:ascii="굴림" w:eastAsia="굴림" w:hAnsi="굴림" w:hint="eastAsia"/>
+          <w:sz w:val="20"/>
+          <w:szCs w:val="20"/>
+        </w:rPr>
+        <w:t>개의 클러스터를 임시 부여</w:t>
       </w:r>
     </w:p>
     <w:p>
@@ -5479,1466 +6921,13 @@
       </w:pPr>
       <w:r>
         <w:rPr>
-          <w:rFonts w:ascii="굴림" w:eastAsia="굴림" w:hAnsi="굴림" w:hint="eastAsia"/>
-          <w:sz w:val="20"/>
-          <w:szCs w:val="20"/>
-        </w:rPr>
-        <w:t>훈련셋과 검증셋을 다시 무작위로 나누고 반복</w:t>
-      </w:r>
-    </w:p>
-    <w:p>
-      <w:pPr>
-        <w:pStyle w:val="a6"/>
-        <w:numPr>
-          <w:ilvl w:val="3"/>
-          <w:numId w:val="5"/>
-        </w:numPr>
-        <w:rPr>
-          <w:rFonts w:ascii="굴림" w:eastAsia="굴림" w:hAnsi="굴림"/>
-          <w:sz w:val="20"/>
-          <w:szCs w:val="20"/>
-        </w:rPr>
-      </w:pPr>
-      <w:r>
-        <w:rPr>
-          <w:rFonts w:ascii="굴림" w:eastAsia="굴림" w:hAnsi="굴림" w:hint="eastAsia"/>
-          <w:sz w:val="20"/>
-          <w:szCs w:val="20"/>
-        </w:rPr>
-        <w:t xml:space="preserve"> </w:t>
-      </w:r>
-      <w:proofErr w:type="gramStart"/>
-      <w:r>
-        <w:rPr>
-          <w:rFonts w:ascii="굴림" w:eastAsia="굴림" w:hAnsi="굴림"/>
-          <w:sz w:val="20"/>
-          <w:szCs w:val="20"/>
-        </w:rPr>
-        <w:t xml:space="preserve">/ </w:t>
-      </w:r>
-      <w:r>
-        <w:rPr>
-          <w:rFonts w:ascii="굴림" w:eastAsia="굴림" w:hAnsi="굴림" w:hint="eastAsia"/>
-          <w:sz w:val="20"/>
-          <w:szCs w:val="20"/>
-        </w:rPr>
-        <w:t>어떤</w:t>
-      </w:r>
-      <w:proofErr w:type="gramEnd"/>
-      <w:r>
-        <w:rPr>
-          <w:rFonts w:ascii="굴림" w:eastAsia="굴림" w:hAnsi="굴림" w:hint="eastAsia"/>
-          <w:sz w:val="20"/>
-          <w:szCs w:val="20"/>
-        </w:rPr>
-        <w:t xml:space="preserve"> 표본이 훈련/검증에 </w:t>
-      </w:r>
-      <w:proofErr w:type="spellStart"/>
-      <w:r>
-        <w:rPr>
-          <w:rFonts w:ascii="굴림" w:eastAsia="굴림" w:hAnsi="굴림" w:hint="eastAsia"/>
-          <w:sz w:val="20"/>
-          <w:szCs w:val="20"/>
-        </w:rPr>
-        <w:t>들어가느냐에</w:t>
-      </w:r>
-      <w:proofErr w:type="spellEnd"/>
-      <w:r>
-        <w:rPr>
-          <w:rFonts w:ascii="굴림" w:eastAsia="굴림" w:hAnsi="굴림" w:hint="eastAsia"/>
-          <w:sz w:val="20"/>
-          <w:szCs w:val="20"/>
-        </w:rPr>
-        <w:t xml:space="preserve"> 따라 오류 추정치가 가변적</w:t>
-      </w:r>
-    </w:p>
-    <w:p>
-      <w:pPr>
-        <w:pStyle w:val="a6"/>
-        <w:numPr>
-          <w:ilvl w:val="3"/>
-          <w:numId w:val="5"/>
-        </w:numPr>
-        <w:rPr>
-          <w:rFonts w:ascii="굴림" w:eastAsia="굴림" w:hAnsi="굴림"/>
-          <w:sz w:val="20"/>
-          <w:szCs w:val="20"/>
-        </w:rPr>
-      </w:pPr>
-      <w:r>
-        <w:rPr>
-          <w:rFonts w:ascii="굴림" w:eastAsia="굴림" w:hAnsi="굴림" w:hint="eastAsia"/>
-          <w:sz w:val="20"/>
-          <w:szCs w:val="20"/>
-        </w:rPr>
-        <w:t xml:space="preserve"> </w:t>
-      </w:r>
-      <w:proofErr w:type="gramStart"/>
-      <w:r>
-        <w:rPr>
-          <w:rFonts w:ascii="굴림" w:eastAsia="굴림" w:hAnsi="굴림"/>
-          <w:sz w:val="20"/>
-          <w:szCs w:val="20"/>
-        </w:rPr>
-        <w:t xml:space="preserve">/ </w:t>
-      </w:r>
-      <w:r>
-        <w:rPr>
-          <w:rFonts w:ascii="굴림" w:eastAsia="굴림" w:hAnsi="굴림" w:hint="eastAsia"/>
-          <w:sz w:val="20"/>
-          <w:szCs w:val="20"/>
-        </w:rPr>
-        <w:t>일부만으로</w:t>
-      </w:r>
-      <w:proofErr w:type="gramEnd"/>
-      <w:r>
-        <w:rPr>
-          <w:rFonts w:ascii="굴림" w:eastAsia="굴림" w:hAnsi="굴림" w:hint="eastAsia"/>
-          <w:sz w:val="20"/>
-          <w:szCs w:val="20"/>
-        </w:rPr>
-        <w:t xml:space="preserve"> 학습하므로 전체 데이터로 학습했을 때보다 성능이 낮게 추정됨</w:t>
-      </w:r>
-    </w:p>
-    <w:p>
-      <w:pPr>
-        <w:pStyle w:val="a6"/>
-        <w:numPr>
-          <w:ilvl w:val="2"/>
-          <w:numId w:val="5"/>
-        </w:numPr>
-        <w:rPr>
-          <w:rFonts w:ascii="굴림" w:eastAsia="굴림" w:hAnsi="굴림"/>
-          <w:sz w:val="20"/>
-          <w:szCs w:val="20"/>
-        </w:rPr>
-      </w:pPr>
-      <w:r>
-        <w:rPr>
-          <w:rFonts w:ascii="굴림" w:eastAsia="굴림" w:hAnsi="굴림"/>
-          <w:sz w:val="20"/>
-          <w:szCs w:val="20"/>
-        </w:rPr>
-        <w:t>K</w:t>
-      </w:r>
-      <w:r>
-        <w:rPr>
-          <w:rFonts w:ascii="굴림" w:eastAsia="굴림" w:hAnsi="굴림" w:hint="eastAsia"/>
-          <w:sz w:val="20"/>
-          <w:szCs w:val="20"/>
-        </w:rPr>
-        <w:t>겹 교차검증</w:t>
-      </w:r>
-      <w:r>
-        <w:rPr>
-          <w:rFonts w:ascii="굴림" w:eastAsia="굴림" w:hAnsi="굴림" w:hint="eastAsia"/>
-          <w:sz w:val="20"/>
-          <w:szCs w:val="20"/>
-        </w:rPr>
-        <w:t xml:space="preserve"> </w:t>
-      </w:r>
-      <w:r>
-        <w:rPr>
-          <w:rFonts w:ascii="굴림" w:eastAsia="굴림" w:hAnsi="굴림"/>
-          <w:sz w:val="20"/>
-          <w:szCs w:val="20"/>
-        </w:rPr>
-        <w:t xml:space="preserve">- </w:t>
-      </w:r>
-      <w:r>
-        <w:rPr>
-          <w:rFonts w:ascii="굴림" w:eastAsia="굴림" w:hAnsi="굴림" w:hint="eastAsia"/>
-          <w:sz w:val="20"/>
-          <w:szCs w:val="20"/>
-        </w:rPr>
-        <w:t>데이터 전체를</w:t>
-      </w:r>
-      <w:r>
-        <w:rPr>
-          <w:rFonts w:ascii="굴림" w:eastAsia="굴림" w:hAnsi="굴림" w:hint="eastAsia"/>
-          <w:sz w:val="20"/>
-          <w:szCs w:val="20"/>
-        </w:rPr>
-        <w:t xml:space="preserve"> </w:t>
-      </w:r>
-      <w:proofErr w:type="spellStart"/>
-      <w:r>
-        <w:rPr>
-          <w:rFonts w:ascii="굴림" w:eastAsia="굴림" w:hAnsi="굴림" w:hint="eastAsia"/>
-          <w:sz w:val="20"/>
-          <w:szCs w:val="20"/>
-        </w:rPr>
-        <w:t>셔플링</w:t>
-      </w:r>
-      <w:proofErr w:type="spellEnd"/>
-      <w:r>
-        <w:rPr>
-          <w:rFonts w:ascii="굴림" w:eastAsia="굴림" w:hAnsi="굴림" w:hint="eastAsia"/>
-          <w:sz w:val="20"/>
-          <w:szCs w:val="20"/>
-        </w:rPr>
-        <w:t xml:space="preserve"> 후</w:t>
-      </w:r>
-      <w:r>
-        <w:rPr>
-          <w:rFonts w:ascii="굴림" w:eastAsia="굴림" w:hAnsi="굴림" w:hint="eastAsia"/>
-          <w:sz w:val="20"/>
-          <w:szCs w:val="20"/>
-        </w:rPr>
-        <w:t xml:space="preserve"> 크기가 동일한 </w:t>
-      </w:r>
-      <w:r>
-        <w:rPr>
-          <w:rFonts w:ascii="굴림" w:eastAsia="굴림" w:hAnsi="굴림"/>
-          <w:sz w:val="20"/>
-          <w:szCs w:val="20"/>
-        </w:rPr>
-        <w:t>K</w:t>
-      </w:r>
-      <w:r>
-        <w:rPr>
-          <w:rFonts w:ascii="굴림" w:eastAsia="굴림" w:hAnsi="굴림" w:hint="eastAsia"/>
-          <w:sz w:val="20"/>
-          <w:szCs w:val="20"/>
-        </w:rPr>
-        <w:t xml:space="preserve">개의 </w:t>
-      </w:r>
-      <w:proofErr w:type="spellStart"/>
-      <w:r>
-        <w:rPr>
-          <w:rFonts w:ascii="굴림" w:eastAsia="굴림" w:hAnsi="굴림" w:hint="eastAsia"/>
-          <w:sz w:val="20"/>
-          <w:szCs w:val="20"/>
-        </w:rPr>
-        <w:t>폴드로</w:t>
-      </w:r>
-      <w:proofErr w:type="spellEnd"/>
-      <w:r>
-        <w:rPr>
-          <w:rFonts w:ascii="굴림" w:eastAsia="굴림" w:hAnsi="굴림" w:hint="eastAsia"/>
-          <w:sz w:val="20"/>
-          <w:szCs w:val="20"/>
-        </w:rPr>
-        <w:t xml:space="preserve"> 무작위 분할 </w:t>
-      </w:r>
-    </w:p>
-    <w:p>
-      <w:pPr>
-        <w:pStyle w:val="a6"/>
-        <w:numPr>
-          <w:ilvl w:val="3"/>
-          <w:numId w:val="5"/>
-        </w:numPr>
-        <w:rPr>
-          <w:rFonts w:ascii="굴림" w:eastAsia="굴림" w:hAnsi="굴림"/>
-          <w:sz w:val="20"/>
-          <w:szCs w:val="20"/>
-        </w:rPr>
-      </w:pPr>
-      <w:proofErr w:type="spellStart"/>
-      <w:r>
-        <w:rPr>
-          <w:rFonts w:ascii="굴림" w:eastAsia="굴림" w:hAnsi="굴림" w:hint="eastAsia"/>
-          <w:sz w:val="20"/>
-          <w:szCs w:val="20"/>
-        </w:rPr>
-        <w:t>폴드</w:t>
-      </w:r>
-      <w:proofErr w:type="spellEnd"/>
-      <w:r>
-        <w:rPr>
-          <w:rFonts w:ascii="굴림" w:eastAsia="굴림" w:hAnsi="굴림" w:hint="eastAsia"/>
-          <w:sz w:val="20"/>
-          <w:szCs w:val="20"/>
-        </w:rPr>
-        <w:t xml:space="preserve"> </w:t>
-      </w:r>
-      <w:r>
-        <w:rPr>
-          <w:rFonts w:ascii="굴림" w:eastAsia="굴림" w:hAnsi="굴림"/>
-          <w:sz w:val="20"/>
-          <w:szCs w:val="20"/>
-        </w:rPr>
-        <w:t>1</w:t>
-      </w:r>
-      <w:r>
-        <w:rPr>
-          <w:rFonts w:ascii="굴림" w:eastAsia="굴림" w:hAnsi="굴림" w:hint="eastAsia"/>
-          <w:sz w:val="20"/>
-          <w:szCs w:val="20"/>
-        </w:rPr>
-        <w:t xml:space="preserve">을 제외한 모든 데이터를 학습에 </w:t>
-      </w:r>
-      <w:proofErr w:type="gramStart"/>
-      <w:r>
-        <w:rPr>
-          <w:rFonts w:ascii="굴림" w:eastAsia="굴림" w:hAnsi="굴림" w:hint="eastAsia"/>
-          <w:sz w:val="20"/>
-          <w:szCs w:val="20"/>
-        </w:rPr>
-        <w:t xml:space="preserve">사용 </w:t>
-      </w:r>
-      <w:r>
-        <w:rPr>
-          <w:rFonts w:ascii="굴림" w:eastAsia="굴림" w:hAnsi="굴림"/>
-          <w:sz w:val="20"/>
-          <w:szCs w:val="20"/>
-        </w:rPr>
-        <w:t>/</w:t>
-      </w:r>
-      <w:proofErr w:type="gramEnd"/>
-      <w:r>
-        <w:rPr>
-          <w:rFonts w:ascii="굴림" w:eastAsia="굴림" w:hAnsi="굴림"/>
-          <w:sz w:val="20"/>
-          <w:szCs w:val="20"/>
-        </w:rPr>
-        <w:t xml:space="preserve"> </w:t>
-      </w:r>
-      <w:proofErr w:type="spellStart"/>
-      <w:r>
-        <w:rPr>
-          <w:rFonts w:ascii="굴림" w:eastAsia="굴림" w:hAnsi="굴림" w:hint="eastAsia"/>
-          <w:sz w:val="20"/>
-          <w:szCs w:val="20"/>
-        </w:rPr>
-        <w:t>폴드</w:t>
-      </w:r>
-      <w:proofErr w:type="spellEnd"/>
-      <w:r>
-        <w:rPr>
-          <w:rFonts w:ascii="굴림" w:eastAsia="굴림" w:hAnsi="굴림" w:hint="eastAsia"/>
-          <w:sz w:val="20"/>
-          <w:szCs w:val="20"/>
-        </w:rPr>
-        <w:t xml:space="preserve"> </w:t>
-      </w:r>
-      <w:r>
-        <w:rPr>
-          <w:rFonts w:ascii="굴림" w:eastAsia="굴림" w:hAnsi="굴림"/>
-          <w:sz w:val="20"/>
-          <w:szCs w:val="20"/>
-        </w:rPr>
-        <w:t>1</w:t>
-      </w:r>
-      <w:r>
-        <w:rPr>
-          <w:rFonts w:ascii="굴림" w:eastAsia="굴림" w:hAnsi="굴림" w:hint="eastAsia"/>
-          <w:sz w:val="20"/>
-          <w:szCs w:val="20"/>
-        </w:rPr>
-        <w:t>은 검증에 사용</w:t>
-      </w:r>
-    </w:p>
-    <w:p>
-      <w:pPr>
-        <w:pStyle w:val="a6"/>
-        <w:numPr>
-          <w:ilvl w:val="3"/>
-          <w:numId w:val="5"/>
-        </w:numPr>
-        <w:rPr>
-          <w:rFonts w:ascii="굴림" w:eastAsia="굴림" w:hAnsi="굴림"/>
-          <w:sz w:val="20"/>
-          <w:szCs w:val="20"/>
-        </w:rPr>
-      </w:pPr>
-      <w:r>
-        <w:rPr>
-          <w:rFonts w:ascii="굴림" w:eastAsia="굴림" w:hAnsi="굴림" w:hint="eastAsia"/>
-          <w:sz w:val="20"/>
-          <w:szCs w:val="20"/>
-        </w:rPr>
-        <w:t>K번 반복 후 평균 오류로 테스트 오류를 추정</w:t>
-      </w:r>
-    </w:p>
-    <w:p>
-      <w:pPr>
-        <w:pStyle w:val="a6"/>
-        <w:numPr>
-          <w:ilvl w:val="3"/>
-          <w:numId w:val="5"/>
-        </w:numPr>
-        <w:rPr>
-          <w:rFonts w:ascii="굴림" w:eastAsia="굴림" w:hAnsi="굴림"/>
-          <w:sz w:val="20"/>
-          <w:szCs w:val="20"/>
-        </w:rPr>
-      </w:pPr>
-      <w:r>
-        <w:rPr>
-          <w:rFonts w:ascii="굴림" w:eastAsia="굴림" w:hAnsi="굴림"/>
-          <w:sz w:val="20"/>
-          <w:szCs w:val="20"/>
-        </w:rPr>
-        <w:t xml:space="preserve">Leave-One-Out </w:t>
-      </w:r>
-      <w:r>
-        <w:rPr>
-          <w:rFonts w:ascii="굴림" w:eastAsia="굴림" w:hAnsi="굴림" w:hint="eastAsia"/>
-          <w:sz w:val="20"/>
-          <w:szCs w:val="20"/>
-        </w:rPr>
-        <w:t xml:space="preserve">교차검증 </w:t>
-      </w:r>
-      <w:r>
-        <w:rPr>
-          <w:rFonts w:ascii="굴림" w:eastAsia="굴림" w:hAnsi="굴림"/>
-          <w:sz w:val="20"/>
-          <w:szCs w:val="20"/>
-        </w:rPr>
-        <w:t xml:space="preserve">– </w:t>
-      </w:r>
-      <w:r>
-        <w:rPr>
-          <w:rFonts w:ascii="굴림" w:eastAsia="굴림" w:hAnsi="굴림" w:hint="eastAsia"/>
-          <w:sz w:val="20"/>
-          <w:szCs w:val="20"/>
-        </w:rPr>
-        <w:t>하나의 데이터만 검증용으로 두고 나머지를 전부 학습</w:t>
-      </w:r>
-    </w:p>
-    <w:p>
-      <w:pPr>
-        <w:pStyle w:val="a6"/>
-        <w:numPr>
-          <w:ilvl w:val="4"/>
-          <w:numId w:val="5"/>
-        </w:numPr>
-        <w:rPr>
-          <w:rFonts w:ascii="굴림" w:eastAsia="굴림" w:hAnsi="굴림"/>
-          <w:sz w:val="20"/>
-          <w:szCs w:val="20"/>
-        </w:rPr>
-      </w:pPr>
-      <w:r>
-        <w:rPr>
-          <w:rFonts w:ascii="굴림" w:eastAsia="굴림" w:hAnsi="굴림" w:hint="eastAsia"/>
-          <w:sz w:val="20"/>
-          <w:szCs w:val="20"/>
-        </w:rPr>
-        <w:t>1</w:t>
-      </w:r>
-      <w:r>
-        <w:rPr>
-          <w:rFonts w:ascii="굴림" w:eastAsia="굴림" w:hAnsi="굴림"/>
-          <w:sz w:val="20"/>
-          <w:szCs w:val="20"/>
-        </w:rPr>
-        <w:t>0</w:t>
-      </w:r>
-      <w:r>
-        <w:rPr>
-          <w:rFonts w:ascii="굴림" w:eastAsia="굴림" w:hAnsi="굴림" w:hint="eastAsia"/>
-          <w:sz w:val="20"/>
-          <w:szCs w:val="20"/>
-        </w:rPr>
-        <w:t xml:space="preserve">개를 검증용으로 두었을 때와 큰 차이가 </w:t>
-      </w:r>
-      <w:proofErr w:type="gramStart"/>
-      <w:r>
-        <w:rPr>
-          <w:rFonts w:ascii="굴림" w:eastAsia="굴림" w:hAnsi="굴림" w:hint="eastAsia"/>
-          <w:sz w:val="20"/>
-          <w:szCs w:val="20"/>
-        </w:rPr>
-        <w:t xml:space="preserve">없음 </w:t>
-      </w:r>
-      <w:r>
-        <w:rPr>
-          <w:rFonts w:ascii="굴림" w:eastAsia="굴림" w:hAnsi="굴림"/>
-          <w:sz w:val="20"/>
-          <w:szCs w:val="20"/>
-        </w:rPr>
-        <w:t>/</w:t>
-      </w:r>
-      <w:proofErr w:type="gramEnd"/>
-      <w:r>
-        <w:rPr>
-          <w:rFonts w:ascii="굴림" w:eastAsia="굴림" w:hAnsi="굴림"/>
-          <w:sz w:val="20"/>
-          <w:szCs w:val="20"/>
-        </w:rPr>
-        <w:t xml:space="preserve"> </w:t>
-      </w:r>
-      <w:r>
-        <w:rPr>
-          <w:rFonts w:ascii="굴림" w:eastAsia="굴림" w:hAnsi="굴림" w:hint="eastAsia"/>
-          <w:sz w:val="20"/>
-          <w:szCs w:val="20"/>
-        </w:rPr>
-        <w:t xml:space="preserve">시간은 </w:t>
-      </w:r>
-      <w:r>
-        <w:rPr>
-          <w:rFonts w:ascii="굴림" w:eastAsia="굴림" w:hAnsi="굴림"/>
-          <w:sz w:val="20"/>
-          <w:szCs w:val="20"/>
-        </w:rPr>
-        <w:t>10</w:t>
-      </w:r>
-      <w:r>
-        <w:rPr>
-          <w:rFonts w:ascii="굴림" w:eastAsia="굴림" w:hAnsi="굴림" w:hint="eastAsia"/>
-          <w:sz w:val="20"/>
-          <w:szCs w:val="20"/>
-        </w:rPr>
-        <w:t>배가 걸림</w:t>
-      </w:r>
-    </w:p>
-    <w:p>
-      <w:pPr>
-        <w:rPr>
-          <w:rFonts w:ascii="굴림" w:eastAsia="굴림" w:hAnsi="굴림"/>
-          <w:sz w:val="20"/>
-          <w:szCs w:val="20"/>
-        </w:rPr>
-      </w:pPr>
-    </w:p>
-    <w:p>
-      <w:pPr>
-        <w:pStyle w:val="a6"/>
-        <w:numPr>
-          <w:ilvl w:val="0"/>
-          <w:numId w:val="5"/>
-        </w:numPr>
-        <w:rPr>
-          <w:rFonts w:ascii="굴림" w:eastAsia="굴림" w:hAnsi="굴림"/>
-          <w:sz w:val="20"/>
-          <w:szCs w:val="20"/>
-        </w:rPr>
-      </w:pPr>
-      <w:r>
-        <w:rPr>
-          <w:rFonts w:ascii="굴림" w:eastAsia="굴림" w:hAnsi="굴림" w:hint="eastAsia"/>
-          <w:sz w:val="20"/>
-          <w:szCs w:val="20"/>
-        </w:rPr>
-        <w:t>비지도 학습</w:t>
-      </w:r>
-    </w:p>
-    <w:p>
-      <w:pPr>
-        <w:pStyle w:val="a6"/>
-        <w:numPr>
-          <w:ilvl w:val="1"/>
-          <w:numId w:val="5"/>
-        </w:numPr>
-        <w:rPr>
-          <w:rFonts w:ascii="굴림" w:eastAsia="굴림" w:hAnsi="굴림"/>
-          <w:sz w:val="20"/>
-          <w:szCs w:val="20"/>
-        </w:rPr>
-      </w:pPr>
-      <w:r>
-        <w:rPr>
-          <w:rFonts w:ascii="굴림" w:eastAsia="굴림" w:hAnsi="굴림" w:hint="eastAsia"/>
-          <w:sz w:val="20"/>
-          <w:szCs w:val="20"/>
-        </w:rPr>
-        <w:t xml:space="preserve">비지도 학습이란 </w:t>
-      </w:r>
-      <w:r>
-        <w:rPr>
-          <w:rFonts w:ascii="굴림" w:eastAsia="굴림" w:hAnsi="굴림"/>
-          <w:sz w:val="20"/>
-          <w:szCs w:val="20"/>
-        </w:rPr>
-        <w:t xml:space="preserve">– </w:t>
-      </w:r>
-      <w:r>
-        <w:rPr>
-          <w:rFonts w:ascii="굴림" w:eastAsia="굴림" w:hAnsi="굴림" w:hint="eastAsia"/>
-          <w:sz w:val="20"/>
-          <w:szCs w:val="20"/>
-        </w:rPr>
-        <w:t>정답 없이 데이터의 구조,</w:t>
-      </w:r>
-      <w:r>
-        <w:rPr>
-          <w:rFonts w:ascii="굴림" w:eastAsia="굴림" w:hAnsi="굴림"/>
-          <w:sz w:val="20"/>
-          <w:szCs w:val="20"/>
-        </w:rPr>
-        <w:t xml:space="preserve"> </w:t>
-      </w:r>
-      <w:r>
-        <w:rPr>
-          <w:rFonts w:ascii="굴림" w:eastAsia="굴림" w:hAnsi="굴림" w:hint="eastAsia"/>
-          <w:sz w:val="20"/>
-          <w:szCs w:val="20"/>
-        </w:rPr>
-        <w:t>패턴,</w:t>
-      </w:r>
-      <w:r>
-        <w:rPr>
-          <w:rFonts w:ascii="굴림" w:eastAsia="굴림" w:hAnsi="굴림"/>
-          <w:sz w:val="20"/>
-          <w:szCs w:val="20"/>
-        </w:rPr>
-        <w:t xml:space="preserve"> </w:t>
-      </w:r>
-      <w:r>
-        <w:rPr>
-          <w:rFonts w:ascii="굴림" w:eastAsia="굴림" w:hAnsi="굴림" w:hint="eastAsia"/>
-          <w:sz w:val="20"/>
-          <w:szCs w:val="20"/>
-        </w:rPr>
-        <w:t xml:space="preserve">집단을 찾아내는 </w:t>
-      </w:r>
-      <w:proofErr w:type="gramStart"/>
-      <w:r>
-        <w:rPr>
-          <w:rFonts w:ascii="굴림" w:eastAsia="굴림" w:hAnsi="굴림" w:hint="eastAsia"/>
-          <w:sz w:val="20"/>
-          <w:szCs w:val="20"/>
-        </w:rPr>
-        <w:t xml:space="preserve">학습 </w:t>
-      </w:r>
-      <w:r>
-        <w:rPr>
-          <w:rFonts w:ascii="굴림" w:eastAsia="굴림" w:hAnsi="굴림"/>
-          <w:sz w:val="20"/>
-          <w:szCs w:val="20"/>
-        </w:rPr>
-        <w:t>/</w:t>
-      </w:r>
-      <w:proofErr w:type="gramEnd"/>
-      <w:r>
-        <w:rPr>
-          <w:rFonts w:ascii="굴림" w:eastAsia="굴림" w:hAnsi="굴림"/>
-          <w:sz w:val="20"/>
-          <w:szCs w:val="20"/>
-        </w:rPr>
-        <w:t xml:space="preserve"> </w:t>
-      </w:r>
-      <w:r>
-        <w:rPr>
-          <w:rFonts w:ascii="굴림" w:eastAsia="굴림" w:hAnsi="굴림" w:hint="eastAsia"/>
-          <w:sz w:val="20"/>
-          <w:szCs w:val="20"/>
-        </w:rPr>
-        <w:t>입력만으로 구조를 학습</w:t>
-      </w:r>
-    </w:p>
-    <w:p>
-      <w:pPr>
-        <w:pStyle w:val="a6"/>
-        <w:numPr>
-          <w:ilvl w:val="2"/>
-          <w:numId w:val="5"/>
-        </w:numPr>
-        <w:rPr>
-          <w:rFonts w:ascii="굴림" w:eastAsia="굴림" w:hAnsi="굴림"/>
-          <w:sz w:val="20"/>
-          <w:szCs w:val="20"/>
-        </w:rPr>
-      </w:pPr>
-      <w:r>
-        <w:rPr>
-          <w:rFonts w:ascii="굴림" w:eastAsia="굴림" w:hAnsi="굴림" w:hint="eastAsia"/>
-          <w:sz w:val="20"/>
-          <w:szCs w:val="20"/>
-        </w:rPr>
-        <w:t>군집화,</w:t>
-      </w:r>
-      <w:r>
-        <w:rPr>
-          <w:rFonts w:ascii="굴림" w:eastAsia="굴림" w:hAnsi="굴림"/>
-          <w:sz w:val="20"/>
-          <w:szCs w:val="20"/>
-        </w:rPr>
-        <w:t xml:space="preserve"> </w:t>
-      </w:r>
-      <w:r>
-        <w:rPr>
-          <w:rFonts w:ascii="굴림" w:eastAsia="굴림" w:hAnsi="굴림" w:hint="eastAsia"/>
-          <w:sz w:val="20"/>
-          <w:szCs w:val="20"/>
-        </w:rPr>
-        <w:t>차원축소</w:t>
-      </w:r>
-      <w:r>
-        <w:rPr>
-          <w:rFonts w:ascii="굴림" w:eastAsia="굴림" w:hAnsi="굴림"/>
-          <w:sz w:val="20"/>
-          <w:szCs w:val="20"/>
-        </w:rPr>
-        <w:t xml:space="preserve"> </w:t>
-      </w:r>
-      <w:proofErr w:type="gramStart"/>
-      <w:r>
-        <w:rPr>
-          <w:rFonts w:ascii="굴림" w:eastAsia="굴림" w:hAnsi="굴림" w:hint="eastAsia"/>
-          <w:sz w:val="20"/>
-          <w:szCs w:val="20"/>
-        </w:rPr>
-        <w:t xml:space="preserve">등 </w:t>
-      </w:r>
-      <w:r>
-        <w:rPr>
-          <w:rFonts w:ascii="굴림" w:eastAsia="굴림" w:hAnsi="굴림"/>
-          <w:sz w:val="20"/>
-          <w:szCs w:val="20"/>
-        </w:rPr>
-        <w:t>/</w:t>
-      </w:r>
-      <w:proofErr w:type="gramEnd"/>
-      <w:r>
-        <w:rPr>
-          <w:rFonts w:ascii="굴림" w:eastAsia="굴림" w:hAnsi="굴림"/>
-          <w:sz w:val="20"/>
-          <w:szCs w:val="20"/>
-        </w:rPr>
-        <w:t xml:space="preserve"> </w:t>
-      </w:r>
-      <w:r>
-        <w:rPr>
-          <w:rFonts w:ascii="굴림" w:eastAsia="굴림" w:hAnsi="굴림" w:hint="eastAsia"/>
-          <w:sz w:val="20"/>
-          <w:szCs w:val="20"/>
-        </w:rPr>
-        <w:t>정답 예측이 아니라 구조화</w:t>
-      </w:r>
-      <w:r>
-        <w:rPr>
-          <w:rFonts w:ascii="굴림" w:eastAsia="굴림" w:hAnsi="굴림"/>
-          <w:sz w:val="20"/>
-          <w:szCs w:val="20"/>
-        </w:rPr>
-        <w:t xml:space="preserve">, </w:t>
-      </w:r>
-      <w:r>
-        <w:rPr>
-          <w:rFonts w:ascii="굴림" w:eastAsia="굴림" w:hAnsi="굴림" w:hint="eastAsia"/>
-          <w:sz w:val="20"/>
-          <w:szCs w:val="20"/>
-        </w:rPr>
-        <w:t>요약,</w:t>
-      </w:r>
-      <w:r>
-        <w:rPr>
-          <w:rFonts w:ascii="굴림" w:eastAsia="굴림" w:hAnsi="굴림"/>
-          <w:sz w:val="20"/>
-          <w:szCs w:val="20"/>
-        </w:rPr>
-        <w:t xml:space="preserve"> </w:t>
-      </w:r>
-      <w:r>
-        <w:rPr>
-          <w:rFonts w:ascii="굴림" w:eastAsia="굴림" w:hAnsi="굴림" w:hint="eastAsia"/>
-          <w:sz w:val="20"/>
-          <w:szCs w:val="20"/>
-        </w:rPr>
-        <w:t xml:space="preserve">표현 </w:t>
-      </w:r>
-      <w:r>
-        <w:rPr>
-          <w:rFonts w:ascii="굴림" w:eastAsia="굴림" w:hAnsi="굴림"/>
-          <w:sz w:val="20"/>
-          <w:szCs w:val="20"/>
-        </w:rPr>
-        <w:t xml:space="preserve">– </w:t>
-      </w:r>
-      <w:r>
-        <w:rPr>
-          <w:rFonts w:ascii="굴림" w:eastAsia="굴림" w:hAnsi="굴림" w:hint="eastAsia"/>
-          <w:sz w:val="20"/>
-          <w:szCs w:val="20"/>
-        </w:rPr>
-        <w:t xml:space="preserve">비슷한 데이터끼리 묶기 </w:t>
-      </w:r>
-      <w:r>
-        <w:rPr>
-          <w:rFonts w:ascii="굴림" w:eastAsia="굴림" w:hAnsi="굴림"/>
-          <w:sz w:val="20"/>
-          <w:szCs w:val="20"/>
-        </w:rPr>
-        <w:t xml:space="preserve">– </w:t>
-      </w:r>
-      <w:r>
-        <w:rPr>
-          <w:rFonts w:ascii="굴림" w:eastAsia="굴림" w:hAnsi="굴림" w:hint="eastAsia"/>
-          <w:sz w:val="20"/>
-          <w:szCs w:val="20"/>
-        </w:rPr>
-        <w:t>클러스터링</w:t>
-      </w:r>
-    </w:p>
-    <w:p>
-      <w:pPr>
-        <w:pStyle w:val="a6"/>
-        <w:numPr>
-          <w:ilvl w:val="1"/>
-          <w:numId w:val="5"/>
-        </w:numPr>
-        <w:rPr>
-          <w:rFonts w:ascii="굴림" w:eastAsia="굴림" w:hAnsi="굴림"/>
-          <w:sz w:val="20"/>
-          <w:szCs w:val="20"/>
-        </w:rPr>
-      </w:pPr>
-      <w:r>
-        <w:rPr>
-          <w:rFonts w:ascii="굴림" w:eastAsia="굴림" w:hAnsi="굴림" w:hint="eastAsia"/>
-          <w:sz w:val="20"/>
-          <w:szCs w:val="20"/>
-        </w:rPr>
-        <w:t xml:space="preserve">클러스터링 </w:t>
-      </w:r>
-      <w:r>
-        <w:rPr>
-          <w:rFonts w:ascii="굴림" w:eastAsia="굴림" w:hAnsi="굴림"/>
-          <w:sz w:val="20"/>
-          <w:szCs w:val="20"/>
-        </w:rPr>
-        <w:t xml:space="preserve">– </w:t>
-      </w:r>
-      <w:r>
-        <w:rPr>
-          <w:rFonts w:ascii="굴림" w:eastAsia="굴림" w:hAnsi="굴림" w:hint="eastAsia"/>
-          <w:sz w:val="20"/>
-          <w:szCs w:val="20"/>
-        </w:rPr>
-        <w:t>데이터 안에서 하위 집단(클러스터)을 찾는 방법</w:t>
-      </w:r>
-    </w:p>
-    <w:p>
-      <w:pPr>
-        <w:pStyle w:val="a6"/>
-        <w:numPr>
-          <w:ilvl w:val="2"/>
-          <w:numId w:val="5"/>
-        </w:numPr>
-        <w:rPr>
-          <w:rFonts w:ascii="굴림" w:eastAsia="굴림" w:hAnsi="굴림"/>
-          <w:sz w:val="20"/>
-          <w:szCs w:val="20"/>
-        </w:rPr>
-      </w:pPr>
-      <w:r>
-        <w:rPr>
-          <w:rFonts w:ascii="굴림" w:eastAsia="굴림" w:hAnsi="굴림" w:hint="eastAsia"/>
-          <w:sz w:val="20"/>
-          <w:szCs w:val="20"/>
-        </w:rPr>
-        <w:t>집단은 서로 유사하게,</w:t>
-      </w:r>
-      <w:r>
-        <w:rPr>
-          <w:rFonts w:ascii="굴림" w:eastAsia="굴림" w:hAnsi="굴림"/>
-          <w:sz w:val="20"/>
-          <w:szCs w:val="20"/>
-        </w:rPr>
-        <w:t xml:space="preserve"> </w:t>
-      </w:r>
-      <w:r>
-        <w:rPr>
-          <w:rFonts w:ascii="굴림" w:eastAsia="굴림" w:hAnsi="굴림" w:hint="eastAsia"/>
-          <w:sz w:val="20"/>
-          <w:szCs w:val="20"/>
-        </w:rPr>
-        <w:t>집단간은 서로 상이하게 데이터를 분할</w:t>
-      </w:r>
-    </w:p>
-    <w:p>
-      <w:pPr>
-        <w:pStyle w:val="a6"/>
-        <w:numPr>
-          <w:ilvl w:val="2"/>
-          <w:numId w:val="5"/>
-        </w:numPr>
-        <w:rPr>
-          <w:rFonts w:ascii="굴림" w:eastAsia="굴림" w:hAnsi="굴림"/>
-          <w:sz w:val="20"/>
-          <w:szCs w:val="20"/>
-        </w:rPr>
-      </w:pPr>
-      <w:r>
-        <w:rPr>
-          <w:rFonts w:ascii="굴림" w:eastAsia="굴림" w:hAnsi="굴림" w:hint="eastAsia"/>
-          <w:sz w:val="20"/>
-          <w:szCs w:val="20"/>
-        </w:rPr>
-        <w:t xml:space="preserve"> </w:t>
-      </w:r>
-      <w:proofErr w:type="gramStart"/>
-      <w:r>
-        <w:rPr>
-          <w:rFonts w:ascii="굴림" w:eastAsia="굴림" w:hAnsi="굴림"/>
-          <w:sz w:val="20"/>
-          <w:szCs w:val="20"/>
-        </w:rPr>
-        <w:t xml:space="preserve">/ </w:t>
-      </w:r>
-      <w:r>
-        <w:rPr>
-          <w:rFonts w:ascii="굴림" w:eastAsia="굴림" w:hAnsi="굴림" w:hint="eastAsia"/>
-          <w:sz w:val="20"/>
-          <w:szCs w:val="20"/>
-        </w:rPr>
-        <w:t>유사</w:t>
-      </w:r>
-      <w:proofErr w:type="gramEnd"/>
-      <w:r>
-        <w:rPr>
-          <w:rFonts w:ascii="굴림" w:eastAsia="굴림" w:hAnsi="굴림" w:hint="eastAsia"/>
-          <w:sz w:val="20"/>
-          <w:szCs w:val="20"/>
-        </w:rPr>
-        <w:t>/상이는 문제나 도메인,</w:t>
-      </w:r>
-      <w:r>
-        <w:rPr>
-          <w:rFonts w:ascii="굴림" w:eastAsia="굴림" w:hAnsi="굴림"/>
-          <w:sz w:val="20"/>
-          <w:szCs w:val="20"/>
-        </w:rPr>
-        <w:t xml:space="preserve"> </w:t>
-      </w:r>
-      <w:r>
-        <w:rPr>
-          <w:rFonts w:ascii="굴림" w:eastAsia="굴림" w:hAnsi="굴림" w:hint="eastAsia"/>
-          <w:sz w:val="20"/>
-          <w:szCs w:val="20"/>
-        </w:rPr>
-        <w:t>주제,</w:t>
-      </w:r>
-      <w:r>
-        <w:rPr>
-          <w:rFonts w:ascii="굴림" w:eastAsia="굴림" w:hAnsi="굴림"/>
-          <w:sz w:val="20"/>
-          <w:szCs w:val="20"/>
-        </w:rPr>
-        <w:t xml:space="preserve"> </w:t>
-      </w:r>
-      <w:r>
-        <w:rPr>
-          <w:rFonts w:ascii="굴림" w:eastAsia="굴림" w:hAnsi="굴림" w:hint="eastAsia"/>
-          <w:sz w:val="20"/>
-          <w:szCs w:val="20"/>
-        </w:rPr>
-        <w:t>상황,</w:t>
-      </w:r>
-      <w:r>
-        <w:rPr>
-          <w:rFonts w:ascii="굴림" w:eastAsia="굴림" w:hAnsi="굴림"/>
-          <w:sz w:val="20"/>
-          <w:szCs w:val="20"/>
-        </w:rPr>
-        <w:t xml:space="preserve"> </w:t>
-      </w:r>
-      <w:r>
-        <w:rPr>
-          <w:rFonts w:ascii="굴림" w:eastAsia="굴림" w:hAnsi="굴림" w:hint="eastAsia"/>
-          <w:sz w:val="20"/>
-          <w:szCs w:val="20"/>
-        </w:rPr>
-        <w:t>개수</w:t>
-      </w:r>
-      <w:r>
-        <w:rPr>
-          <w:rFonts w:ascii="굴림" w:eastAsia="굴림" w:hAnsi="굴림"/>
-          <w:sz w:val="20"/>
-          <w:szCs w:val="20"/>
-        </w:rPr>
-        <w:t xml:space="preserve"> </w:t>
-      </w:r>
-      <w:r>
-        <w:rPr>
-          <w:rFonts w:ascii="굴림" w:eastAsia="굴림" w:hAnsi="굴림" w:hint="eastAsia"/>
-          <w:sz w:val="20"/>
-          <w:szCs w:val="20"/>
-        </w:rPr>
-        <w:t>별로 달라짐</w:t>
-      </w:r>
-    </w:p>
-    <w:p>
-      <w:pPr>
-        <w:pStyle w:val="a6"/>
-        <w:numPr>
-          <w:ilvl w:val="2"/>
-          <w:numId w:val="5"/>
-        </w:numPr>
-        <w:rPr>
-          <w:rFonts w:ascii="굴림" w:eastAsia="굴림" w:hAnsi="굴림"/>
-          <w:sz w:val="20"/>
-          <w:szCs w:val="20"/>
-        </w:rPr>
-      </w:pPr>
-      <w:r>
-        <w:rPr>
-          <w:rFonts w:ascii="굴림" w:eastAsia="굴림" w:hAnsi="굴림"/>
-          <w:sz w:val="20"/>
-          <w:szCs w:val="20"/>
-        </w:rPr>
-        <w:t xml:space="preserve"> </w:t>
-      </w:r>
-      <w:proofErr w:type="gramStart"/>
-      <w:r>
-        <w:rPr>
-          <w:rFonts w:ascii="굴림" w:eastAsia="굴림" w:hAnsi="굴림"/>
-          <w:sz w:val="20"/>
-          <w:szCs w:val="20"/>
-        </w:rPr>
-        <w:t xml:space="preserve">/ </w:t>
-      </w:r>
-      <w:r>
-        <w:rPr>
-          <w:rFonts w:ascii="굴림" w:eastAsia="굴림" w:hAnsi="굴림" w:hint="eastAsia"/>
-          <w:sz w:val="20"/>
-          <w:szCs w:val="20"/>
-        </w:rPr>
-        <w:t>특성에</w:t>
-      </w:r>
-      <w:proofErr w:type="gramEnd"/>
-      <w:r>
-        <w:rPr>
-          <w:rFonts w:ascii="굴림" w:eastAsia="굴림" w:hAnsi="굴림" w:hint="eastAsia"/>
-          <w:sz w:val="20"/>
-          <w:szCs w:val="20"/>
-        </w:rPr>
-        <w:t xml:space="preserve"> 따라 클러스터가 안 보일 수 있음</w:t>
-      </w:r>
-    </w:p>
-    <w:p>
-      <w:pPr>
-        <w:pStyle w:val="a6"/>
-        <w:numPr>
-          <w:ilvl w:val="1"/>
-          <w:numId w:val="5"/>
-        </w:numPr>
-        <w:rPr>
-          <w:rFonts w:ascii="굴림" w:eastAsia="굴림" w:hAnsi="굴림"/>
-          <w:sz w:val="20"/>
-          <w:szCs w:val="20"/>
-        </w:rPr>
-      </w:pPr>
-      <w:r>
-        <w:rPr>
-          <w:rFonts w:ascii="굴림" w:eastAsia="굴림" w:hAnsi="굴림" w:hint="eastAsia"/>
-          <w:sz w:val="20"/>
-          <w:szCs w:val="20"/>
-        </w:rPr>
-        <w:t>K</w:t>
-      </w:r>
-      <w:r>
-        <w:rPr>
-          <w:rFonts w:ascii="굴림" w:eastAsia="굴림" w:hAnsi="굴림"/>
-          <w:sz w:val="20"/>
-          <w:szCs w:val="20"/>
-        </w:rPr>
-        <w:t>-</w:t>
-      </w:r>
-      <w:r>
-        <w:rPr>
-          <w:rFonts w:ascii="굴림" w:eastAsia="굴림" w:hAnsi="굴림" w:hint="eastAsia"/>
-          <w:sz w:val="20"/>
-          <w:szCs w:val="20"/>
-        </w:rPr>
-        <w:t>m</w:t>
-      </w:r>
-      <w:r>
-        <w:rPr>
-          <w:rFonts w:ascii="굴림" w:eastAsia="굴림" w:hAnsi="굴림"/>
-          <w:sz w:val="20"/>
-          <w:szCs w:val="20"/>
-        </w:rPr>
-        <w:t>eans</w:t>
-      </w:r>
-      <w:r>
-        <w:rPr>
-          <w:rFonts w:ascii="굴림" w:eastAsia="굴림" w:hAnsi="굴림"/>
-          <w:sz w:val="20"/>
-          <w:szCs w:val="20"/>
-        </w:rPr>
-        <w:t xml:space="preserve"> </w:t>
-      </w:r>
-      <w:r>
-        <w:rPr>
-          <w:rFonts w:ascii="굴림" w:eastAsia="굴림" w:hAnsi="굴림" w:hint="eastAsia"/>
-          <w:sz w:val="20"/>
-          <w:szCs w:val="20"/>
-        </w:rPr>
-        <w:t>클러스터링</w:t>
-      </w:r>
-      <w:r>
-        <w:rPr>
-          <w:rFonts w:ascii="굴림" w:eastAsia="굴림" w:hAnsi="굴림" w:hint="eastAsia"/>
-          <w:sz w:val="20"/>
-          <w:szCs w:val="20"/>
-        </w:rPr>
-        <w:t xml:space="preserve"> </w:t>
-      </w:r>
-      <w:r>
-        <w:rPr>
-          <w:rFonts w:ascii="굴림" w:eastAsia="굴림" w:hAnsi="굴림"/>
-          <w:sz w:val="20"/>
-          <w:szCs w:val="20"/>
-        </w:rPr>
-        <w:t>–</w:t>
-      </w:r>
-      <w:r>
-        <w:rPr>
-          <w:rFonts w:ascii="굴림" w:eastAsia="굴림" w:hAnsi="굴림"/>
-          <w:sz w:val="20"/>
-          <w:szCs w:val="20"/>
-        </w:rPr>
-        <w:t xml:space="preserve"> </w:t>
-      </w:r>
-      <w:r>
-        <w:rPr>
-          <w:rFonts w:ascii="굴림" w:eastAsia="굴림" w:hAnsi="굴림" w:hint="eastAsia"/>
-          <w:sz w:val="20"/>
-          <w:szCs w:val="20"/>
-        </w:rPr>
-        <w:t>클러스터 수(</w:t>
-      </w:r>
-      <w:r>
-        <w:rPr>
-          <w:rFonts w:ascii="굴림" w:eastAsia="굴림" w:hAnsi="굴림"/>
-          <w:sz w:val="20"/>
-          <w:szCs w:val="20"/>
-        </w:rPr>
-        <w:t>K)</w:t>
-      </w:r>
-      <w:r>
-        <w:rPr>
-          <w:rFonts w:ascii="굴림" w:eastAsia="굴림" w:hAnsi="굴림" w:hint="eastAsia"/>
-          <w:sz w:val="20"/>
-          <w:szCs w:val="20"/>
-        </w:rPr>
-        <w:t>를 미리 정해 놓고 분할</w:t>
-      </w:r>
-    </w:p>
-    <w:p>
-      <w:pPr>
-        <w:pStyle w:val="a6"/>
-        <w:numPr>
-          <w:ilvl w:val="2"/>
-          <w:numId w:val="5"/>
-        </w:numPr>
-        <w:rPr>
-          <w:rFonts w:ascii="굴림" w:eastAsia="굴림" w:hAnsi="굴림"/>
-          <w:sz w:val="20"/>
-          <w:szCs w:val="20"/>
-        </w:rPr>
-      </w:pPr>
-      <w:r>
-        <w:rPr>
-          <w:rFonts w:ascii="굴림" w:eastAsia="굴림" w:hAnsi="굴림" w:hint="eastAsia"/>
-          <w:sz w:val="20"/>
-          <w:szCs w:val="20"/>
-        </w:rPr>
-        <w:t xml:space="preserve">모든 데이터를 겹치지 </w:t>
-      </w:r>
-      <w:proofErr w:type="gramStart"/>
-      <w:r>
-        <w:rPr>
-          <w:rFonts w:ascii="굴림" w:eastAsia="굴림" w:hAnsi="굴림" w:hint="eastAsia"/>
-          <w:sz w:val="20"/>
-          <w:szCs w:val="20"/>
-        </w:rPr>
-        <w:t xml:space="preserve">않게 </w:t>
-      </w:r>
-      <w:r>
-        <w:rPr>
-          <w:rFonts w:ascii="굴림" w:eastAsia="굴림" w:hAnsi="굴림"/>
-          <w:sz w:val="20"/>
-          <w:szCs w:val="20"/>
-        </w:rPr>
-        <w:t>/</w:t>
-      </w:r>
-      <w:proofErr w:type="gramEnd"/>
-      <w:r>
-        <w:rPr>
-          <w:rFonts w:ascii="굴림" w:eastAsia="굴림" w:hAnsi="굴림"/>
-          <w:sz w:val="20"/>
-          <w:szCs w:val="20"/>
-        </w:rPr>
-        <w:t xml:space="preserve"> </w:t>
-      </w:r>
-      <w:r>
-        <w:rPr>
-          <w:rFonts w:ascii="굴림" w:eastAsia="굴림" w:hAnsi="굴림" w:hint="eastAsia"/>
-          <w:sz w:val="20"/>
-          <w:szCs w:val="20"/>
-        </w:rPr>
-        <w:t xml:space="preserve">빠짐없이 </w:t>
-      </w:r>
-      <w:r>
-        <w:rPr>
-          <w:rFonts w:ascii="굴림" w:eastAsia="굴림" w:hAnsi="굴림"/>
-          <w:sz w:val="20"/>
-          <w:szCs w:val="20"/>
-        </w:rPr>
-        <w:t xml:space="preserve">/ </w:t>
-      </w:r>
-      <w:r>
-        <w:rPr>
-          <w:rFonts w:ascii="굴림" w:eastAsia="굴림" w:hAnsi="굴림" w:hint="eastAsia"/>
-          <w:sz w:val="20"/>
-          <w:szCs w:val="20"/>
-        </w:rPr>
-        <w:t>하나의 군집에만 나눔</w:t>
-      </w:r>
-    </w:p>
-    <w:p>
-      <w:pPr>
-        <w:pStyle w:val="a6"/>
-        <w:numPr>
-          <w:ilvl w:val="3"/>
-          <w:numId w:val="5"/>
-        </w:numPr>
-        <w:rPr>
-          <w:rFonts w:ascii="굴림" w:eastAsia="굴림" w:hAnsi="굴림"/>
-          <w:sz w:val="20"/>
-          <w:szCs w:val="20"/>
-        </w:rPr>
-      </w:pPr>
-      <w:r>
-        <w:rPr>
-          <w:rFonts w:ascii="굴림" w:eastAsia="굴림" w:hAnsi="굴림" w:hint="eastAsia"/>
-          <w:sz w:val="20"/>
-          <w:szCs w:val="20"/>
-        </w:rPr>
-        <w:t xml:space="preserve">모든 데이터가 여러 군집에 동시에 속할 수 </w:t>
-      </w:r>
-      <w:proofErr w:type="gramStart"/>
-      <w:r>
-        <w:rPr>
-          <w:rFonts w:ascii="굴림" w:eastAsia="굴림" w:hAnsi="굴림" w:hint="eastAsia"/>
-          <w:sz w:val="20"/>
-          <w:szCs w:val="20"/>
-        </w:rPr>
-        <w:t xml:space="preserve">없음 </w:t>
-      </w:r>
-      <w:r>
-        <w:rPr>
-          <w:rFonts w:ascii="굴림" w:eastAsia="굴림" w:hAnsi="굴림"/>
-          <w:sz w:val="20"/>
-          <w:szCs w:val="20"/>
-        </w:rPr>
-        <w:t>/</w:t>
-      </w:r>
-      <w:proofErr w:type="gramEnd"/>
-      <w:r>
-        <w:rPr>
-          <w:rFonts w:ascii="굴림" w:eastAsia="굴림" w:hAnsi="굴림"/>
-          <w:sz w:val="20"/>
-          <w:szCs w:val="20"/>
-        </w:rPr>
-        <w:t xml:space="preserve"> </w:t>
-      </w:r>
-      <w:r>
-        <w:rPr>
-          <w:rFonts w:ascii="굴림" w:eastAsia="굴림" w:hAnsi="굴림" w:hint="eastAsia"/>
-          <w:sz w:val="20"/>
-          <w:szCs w:val="20"/>
-        </w:rPr>
-        <w:t>반드시 하나의 군집에는 포함되어야 함</w:t>
-      </w:r>
-    </w:p>
-    <w:p>
-      <w:pPr>
-        <w:pStyle w:val="a6"/>
-        <w:numPr>
-          <w:ilvl w:val="2"/>
-          <w:numId w:val="5"/>
-        </w:numPr>
-        <w:rPr>
-          <w:rFonts w:ascii="굴림" w:eastAsia="굴림" w:hAnsi="굴림"/>
-          <w:sz w:val="20"/>
-          <w:szCs w:val="20"/>
-        </w:rPr>
-      </w:pPr>
-      <w:r>
-        <w:rPr>
-          <w:rFonts w:ascii="굴림" w:eastAsia="굴림" w:hAnsi="굴림" w:hint="eastAsia"/>
-          <w:sz w:val="20"/>
-          <w:szCs w:val="20"/>
-        </w:rPr>
-        <w:t xml:space="preserve">좋은 군집화는 내부 변동이 작은 분할 </w:t>
-      </w:r>
-      <w:r>
-        <w:rPr>
-          <w:rFonts w:ascii="굴림" w:eastAsia="굴림" w:hAnsi="굴림"/>
-          <w:sz w:val="20"/>
-          <w:szCs w:val="20"/>
-        </w:rPr>
-        <w:t xml:space="preserve">– </w:t>
-      </w:r>
-      <w:r>
-        <w:rPr>
-          <w:rFonts w:ascii="굴림" w:eastAsia="굴림" w:hAnsi="굴림" w:hint="eastAsia"/>
-          <w:sz w:val="20"/>
-          <w:szCs w:val="20"/>
-        </w:rPr>
-        <w:t>그룹 집단 간의 거리 차이가 최소화되게 나누는 것</w:t>
-      </w:r>
-    </w:p>
-    <w:p>
-      <w:pPr>
-        <w:pStyle w:val="a6"/>
-        <w:numPr>
-          <w:ilvl w:val="3"/>
-          <w:numId w:val="5"/>
-        </w:numPr>
-        <w:rPr>
-          <w:rFonts w:ascii="굴림" w:eastAsia="굴림" w:hAnsi="굴림"/>
-          <w:sz w:val="20"/>
-          <w:szCs w:val="20"/>
-        </w:rPr>
-      </w:pPr>
-      <w:r>
-        <w:rPr>
-          <w:rFonts w:ascii="굴림" w:eastAsia="굴림" w:hAnsi="굴림" w:hint="eastAsia"/>
-          <w:sz w:val="20"/>
-          <w:szCs w:val="20"/>
-        </w:rPr>
-        <w:t xml:space="preserve">그룹 안에서 얼마나 </w:t>
-      </w:r>
-      <w:proofErr w:type="spellStart"/>
-      <w:r>
-        <w:rPr>
-          <w:rFonts w:ascii="굴림" w:eastAsia="굴림" w:hAnsi="굴림" w:hint="eastAsia"/>
-          <w:sz w:val="20"/>
-          <w:szCs w:val="20"/>
-        </w:rPr>
-        <w:t>모여있는지를</w:t>
-      </w:r>
-      <w:proofErr w:type="spellEnd"/>
-      <w:r>
-        <w:rPr>
-          <w:rFonts w:ascii="굴림" w:eastAsia="굴림" w:hAnsi="굴림" w:hint="eastAsia"/>
-          <w:sz w:val="20"/>
-          <w:szCs w:val="20"/>
-        </w:rPr>
-        <w:t xml:space="preserve"> 기준으로 </w:t>
-      </w:r>
-      <w:r>
-        <w:rPr>
-          <w:rFonts w:ascii="굴림" w:eastAsia="굴림" w:hAnsi="굴림"/>
-          <w:sz w:val="20"/>
-          <w:szCs w:val="20"/>
-        </w:rPr>
-        <w:t>K</w:t>
-      </w:r>
-      <w:r>
-        <w:rPr>
-          <w:rFonts w:ascii="굴림" w:eastAsia="굴림" w:hAnsi="굴림" w:hint="eastAsia"/>
-          <w:sz w:val="20"/>
-          <w:szCs w:val="20"/>
-        </w:rPr>
-        <w:t>개의 그룹을 나누는 알고리즘</w:t>
-      </w:r>
-    </w:p>
-    <w:p>
-      <w:pPr>
-        <w:pStyle w:val="a6"/>
-        <w:numPr>
-          <w:ilvl w:val="2"/>
-          <w:numId w:val="5"/>
-        </w:numPr>
-        <w:rPr>
-          <w:rFonts w:ascii="굴림" w:eastAsia="굴림" w:hAnsi="굴림"/>
-          <w:sz w:val="20"/>
-          <w:szCs w:val="20"/>
-        </w:rPr>
-      </w:pPr>
-      <w:r>
-        <w:rPr>
-          <w:rFonts w:ascii="굴림" w:eastAsia="굴림" w:hAnsi="굴림" w:hint="eastAsia"/>
-          <w:sz w:val="20"/>
-          <w:szCs w:val="20"/>
-        </w:rPr>
-        <w:t>알고리즘</w:t>
-      </w:r>
-    </w:p>
-    <w:p>
-      <w:pPr>
-        <w:pStyle w:val="a6"/>
-        <w:numPr>
-          <w:ilvl w:val="3"/>
-          <w:numId w:val="5"/>
-        </w:numPr>
-        <w:rPr>
-          <w:rFonts w:ascii="굴림" w:eastAsia="굴림" w:hAnsi="굴림"/>
-          <w:sz w:val="20"/>
-          <w:szCs w:val="20"/>
-        </w:rPr>
-      </w:pPr>
-      <w:r>
-        <w:rPr>
-          <w:rFonts w:ascii="굴림" w:eastAsia="굴림" w:hAnsi="굴림" w:hint="eastAsia"/>
-          <w:sz w:val="20"/>
-          <w:szCs w:val="20"/>
-        </w:rPr>
-        <w:t xml:space="preserve">초기화 </w:t>
-      </w:r>
-      <w:r>
-        <w:rPr>
-          <w:rFonts w:ascii="굴림" w:eastAsia="굴림" w:hAnsi="굴림"/>
-          <w:sz w:val="20"/>
-          <w:szCs w:val="20"/>
-        </w:rPr>
-        <w:t xml:space="preserve">– </w:t>
-      </w:r>
-      <w:r>
-        <w:rPr>
-          <w:rFonts w:ascii="굴림" w:eastAsia="굴림" w:hAnsi="굴림" w:hint="eastAsia"/>
-          <w:sz w:val="20"/>
-          <w:szCs w:val="20"/>
-        </w:rPr>
-        <w:t>관측치들</w:t>
-      </w:r>
-      <w:r>
-        <w:rPr>
-          <w:rFonts w:ascii="굴림" w:eastAsia="굴림" w:hAnsi="굴림" w:hint="eastAsia"/>
-          <w:sz w:val="20"/>
-          <w:szCs w:val="20"/>
-        </w:rPr>
-        <w:t xml:space="preserve">에 무작위로 </w:t>
-      </w:r>
-      <w:r>
-        <w:rPr>
-          <w:rFonts w:ascii="굴림" w:eastAsia="굴림" w:hAnsi="굴림"/>
-          <w:sz w:val="20"/>
-          <w:szCs w:val="20"/>
-        </w:rPr>
-        <w:t xml:space="preserve">K </w:t>
-      </w:r>
-      <w:r>
-        <w:rPr>
-          <w:rFonts w:ascii="굴림" w:eastAsia="굴림" w:hAnsi="굴림" w:hint="eastAsia"/>
-          <w:sz w:val="20"/>
-          <w:szCs w:val="20"/>
-        </w:rPr>
-        <w:t>개의 클러스터를 임시 부여</w:t>
-      </w:r>
-    </w:p>
-    <w:p>
-      <w:pPr>
-        <w:pStyle w:val="a6"/>
-        <w:numPr>
-          <w:ilvl w:val="3"/>
-          <w:numId w:val="5"/>
-        </w:numPr>
-        <w:rPr>
-          <w:rFonts w:ascii="굴림" w:eastAsia="굴림" w:hAnsi="굴림"/>
-          <w:sz w:val="20"/>
-          <w:szCs w:val="20"/>
-        </w:rPr>
-      </w:pPr>
-      <w:r>
-        <w:rPr>
           <w:rFonts w:ascii="굴림" w:eastAsia="굴림" w:hAnsi="굴림"/>
           <w:noProof/>
           <w:sz w:val="20"/>
           <w:szCs w:val="20"/>
         </w:rPr>
         <w:drawing>
-          <wp:anchor distT="0" distB="0" distL="114300" distR="114300" simplePos="0" relativeHeight="251660288" behindDoc="0" locked="0" layoutInCell="1" allowOverlap="1" wp14:anchorId="270D11A0" wp14:editId="3911146A">
+          <wp:anchor distT="0" distB="0" distL="114300" distR="114300" simplePos="0" relativeHeight="251660288" behindDoc="0" locked="0" layoutInCell="1" allowOverlap="1" wp14:anchorId="270D11A0" wp14:editId="65CBD450">
             <wp:simplePos x="0" y="0"/>
             <wp:positionH relativeFrom="margin">
               <wp:posOffset>3808730</wp:posOffset>
@@ -7716,23 +7705,13 @@
         </w:rPr>
         <w:t xml:space="preserve">– </w:t>
       </w:r>
-      <w:proofErr w:type="spellStart"/>
-      <w:r>
-        <w:rPr>
-          <w:rFonts w:ascii="굴림" w:eastAsia="굴림" w:hAnsi="굴림" w:hint="eastAsia"/>
-          <w:sz w:val="20"/>
-          <w:szCs w:val="20"/>
-        </w:rPr>
-        <w:t>쌍별</w:t>
-      </w:r>
-      <w:proofErr w:type="spellEnd"/>
-      <w:r>
-        <w:rPr>
-          <w:rFonts w:ascii="굴림" w:eastAsia="굴림" w:hAnsi="굴림" w:hint="eastAsia"/>
-          <w:sz w:val="20"/>
-          <w:szCs w:val="20"/>
-        </w:rPr>
-        <w:t xml:space="preserve"> 거리 중 최소값을 군집 간 거리로</w:t>
+      <w:r>
+        <w:rPr>
+          <w:rFonts w:ascii="굴림" w:eastAsia="굴림" w:hAnsi="굴림" w:hint="eastAsia"/>
+          <w:sz w:val="20"/>
+          <w:szCs w:val="20"/>
+        </w:rPr>
+        <w:t>쌍별 거리 중 최소값을 군집 간 거리로</w:t>
       </w:r>
     </w:p>
     <w:p>
@@ -7764,23 +7743,13 @@
         </w:rPr>
         <w:t xml:space="preserve">– </w:t>
       </w:r>
-      <w:proofErr w:type="spellStart"/>
-      <w:r>
-        <w:rPr>
-          <w:rFonts w:ascii="굴림" w:eastAsia="굴림" w:hAnsi="굴림" w:hint="eastAsia"/>
-          <w:sz w:val="20"/>
-          <w:szCs w:val="20"/>
-        </w:rPr>
-        <w:t>쌍별</w:t>
-      </w:r>
-      <w:proofErr w:type="spellEnd"/>
-      <w:r>
-        <w:rPr>
-          <w:rFonts w:ascii="굴림" w:eastAsia="굴림" w:hAnsi="굴림" w:hint="eastAsia"/>
-          <w:sz w:val="20"/>
-          <w:szCs w:val="20"/>
-        </w:rPr>
-        <w:t xml:space="preserve"> 거리 중 최대값을 군집 간 거리로</w:t>
+      <w:r>
+        <w:rPr>
+          <w:rFonts w:ascii="굴림" w:eastAsia="굴림" w:hAnsi="굴림" w:hint="eastAsia"/>
+          <w:sz w:val="20"/>
+          <w:szCs w:val="20"/>
+        </w:rPr>
+        <w:t>쌍별 거리 중 최대값을 군집 간 거리로</w:t>
       </w:r>
     </w:p>
     <w:p>
@@ -7812,23 +7781,13 @@
         </w:rPr>
         <w:t xml:space="preserve">– </w:t>
       </w:r>
-      <w:proofErr w:type="spellStart"/>
-      <w:r>
-        <w:rPr>
-          <w:rFonts w:ascii="굴림" w:eastAsia="굴림" w:hAnsi="굴림" w:hint="eastAsia"/>
-          <w:sz w:val="20"/>
-          <w:szCs w:val="20"/>
-        </w:rPr>
-        <w:t>쌍별</w:t>
-      </w:r>
-      <w:proofErr w:type="spellEnd"/>
-      <w:r>
-        <w:rPr>
-          <w:rFonts w:ascii="굴림" w:eastAsia="굴림" w:hAnsi="굴림" w:hint="eastAsia"/>
-          <w:sz w:val="20"/>
-          <w:szCs w:val="20"/>
-        </w:rPr>
-        <w:t xml:space="preserve"> 거리의 평균을 군집 간 거리로 </w:t>
+      <w:r>
+        <w:rPr>
+          <w:rFonts w:ascii="굴림" w:eastAsia="굴림" w:hAnsi="굴림" w:hint="eastAsia"/>
+          <w:sz w:val="20"/>
+          <w:szCs w:val="20"/>
+        </w:rPr>
+        <w:t xml:space="preserve">쌍별 거리의 평균을 군집 간 거리로 </w:t>
       </w:r>
     </w:p>
     <w:p>
@@ -7858,6 +7817,69 @@
           <w:szCs w:val="20"/>
         </w:rPr>
       </w:pPr>
+      <w:r>
+        <w:rPr>
+          <w:rFonts w:ascii="굴림" w:eastAsia="굴림" w:hAnsi="굴림"/>
+          <w:noProof/>
+          <w:sz w:val="20"/>
+          <w:szCs w:val="20"/>
+        </w:rPr>
+        <w:drawing>
+          <wp:anchor distT="0" distB="0" distL="114300" distR="114300" simplePos="0" relativeHeight="251668480" behindDoc="0" locked="0" layoutInCell="1" allowOverlap="1" wp14:anchorId="6F0B0F43" wp14:editId="64CE9F8D">
+            <wp:simplePos x="0" y="0"/>
+            <wp:positionH relativeFrom="margin">
+              <wp:align>center</wp:align>
+            </wp:positionH>
+            <wp:positionV relativeFrom="paragraph">
+              <wp:posOffset>403253</wp:posOffset>
+            </wp:positionV>
+            <wp:extent cx="5744210" cy="2710815"/>
+            <wp:effectExtent l="0" t="0" r="8890" b="0"/>
+            <wp:wrapSquare wrapText="bothSides"/>
+            <wp:docPr id="2124002124" name="그림 2"/>
+            <wp:cNvGraphicFramePr>
+              <a:graphicFrameLocks xmlns:a="http://schemas.openxmlformats.org/drawingml/2006/main" noChangeAspect="1"/>
+            </wp:cNvGraphicFramePr>
+            <a:graphic xmlns:a="http://schemas.openxmlformats.org/drawingml/2006/main">
+              <a:graphicData uri="http://schemas.openxmlformats.org/drawingml/2006/picture">
+                <pic:pic xmlns:pic="http://schemas.openxmlformats.org/drawingml/2006/picture">
+                  <pic:nvPicPr>
+                    <pic:cNvPr id="2124002124" name="그림 2124002124"/>
+                    <pic:cNvPicPr/>
+                  </pic:nvPicPr>
+                  <pic:blipFill>
+                    <a:blip r:embed="rId14" cstate="print">
+                      <a:extLst>
+                        <a:ext uri="{28A0092B-C50C-407E-A947-70E740481C1C}">
+                          <a14:useLocalDpi xmlns:a14="http://schemas.microsoft.com/office/drawing/2010/main" val="0"/>
+                        </a:ext>
+                      </a:extLst>
+                    </a:blip>
+                    <a:stretch>
+                      <a:fillRect/>
+                    </a:stretch>
+                  </pic:blipFill>
+                  <pic:spPr>
+                    <a:xfrm>
+                      <a:off x="0" y="0"/>
+                      <a:ext cx="5744210" cy="2710815"/>
+                    </a:xfrm>
+                    <a:prstGeom prst="rect">
+                      <a:avLst/>
+                    </a:prstGeom>
+                  </pic:spPr>
+                </pic:pic>
+              </a:graphicData>
+            </a:graphic>
+            <wp14:sizeRelH relativeFrom="margin">
+              <wp14:pctWidth>0</wp14:pctWidth>
+            </wp14:sizeRelH>
+            <wp14:sizeRelV relativeFrom="margin">
+              <wp14:pctHeight>0</wp14:pctHeight>
+            </wp14:sizeRelV>
+          </wp:anchor>
+        </w:drawing>
+      </w:r>
       <w:r>
         <w:rPr>
           <w:rFonts w:ascii="굴림" w:eastAsia="굴림" w:hAnsi="굴림" w:hint="eastAsia"/>
@@ -7934,7 +7956,7 @@
 </file>
 
 <file path=word/endnotes.xml><?xml version="1.0" encoding="utf-8"?>
-<w:endnotes xmlns:wpc="http://schemas.microsoft.com/office/word/2010/wordprocessingCanvas" xmlns:cx="http://schemas.microsoft.com/office/drawing/2014/chartex" xmlns:cx1="http://schemas.microsoft.com/office/drawing/2015/9/8/chartex" xmlns:cx2="http://schemas.microsoft.com/office/drawing/2015/10/21/chartex" xmlns:cx3="http://schemas.microsoft.com/office/drawing/2016/5/9/chartex" xmlns:cx4="http://schemas.microsoft.com/office/drawing/2016/5/10/chartex" xmlns:cx5="http://schemas.microsoft.com/office/drawing/2016/5/11/chartex" xmlns:cx6="http://schemas.microsoft.com/office/drawing/2016/5/12/chartex" xmlns:cx7="http://schemas.microsoft.com/office/drawing/2016/5/13/chartex" xmlns:cx8="http://schemas.microsoft.com/office/drawing/2016/5/14/chartex" xmlns:mc="http://schemas.openxmlformats.org/markup-compatibility/2006" xmlns:aink="http://schemas.microsoft.com/office/drawing/2016/ink" xmlns:am3d="http://schemas.microsoft.com/office/drawing/2017/model3d" xmlns:o="urn:schemas-microsoft-com:office:office" xmlns:r="http://schemas.openxmlformats.org/officeDocument/2006/relationships" xmlns:m="http://schemas.openxmlformats.org/officeDocument/2006/math" xmlns:v="urn:schemas-microsoft-com:vml" xmlns:wp14="http://schemas.microsoft.com/office/word/2010/wordprocessingDrawing" xmlns:wp="http://schemas.openxmlformats.org/drawingml/2006/wordprocessingDrawing" xmlns:w10="urn:schemas-microsoft-com:office:word" xmlns:w="http://schemas.openxmlformats.org/wordprocessingml/2006/main" xmlns:w14="http://schemas.microsoft.com/office/word/2010/wordml" xmlns:w15="http://schemas.microsoft.com/office/word/2012/wordml" xmlns:w16cex="http://schemas.microsoft.com/office/word/2018/wordml/cex" xmlns:w16cid="http://schemas.microsoft.com/office/word/2016/wordml/cid" xmlns:w16="http://schemas.microsoft.com/office/word/2018/wordml" xmlns:w16sdtdh="http://schemas.microsoft.com/office/word/2020/wordml/sdtdatahash" xmlns:w16se="http://schemas.microsoft.com/office/word/2015/wordml/symex" xmlns:wpg="http://schemas.microsoft.com/office/word/2010/wordprocessingGroup" xmlns:wpi="http://schemas.microsoft.com/office/word/2010/wordprocessingInk" xmlns:wne="http://schemas.microsoft.com/office/word/2006/wordml" xmlns:wps="http://schemas.microsoft.com/office/word/2010/wordprocessingShape" mc:Ignorable="w14 w15 w16se w16cid w16 w16cex w16sdtdh wp14">
+<w:endnotes xmlns:wpc="http://schemas.microsoft.com/office/word/2010/wordprocessingCanvas" xmlns:cx="http://schemas.microsoft.com/office/drawing/2014/chartex" xmlns:cx1="http://schemas.microsoft.com/office/drawing/2015/9/8/chartex" xmlns:cx2="http://schemas.microsoft.com/office/drawing/2015/10/21/chartex" xmlns:cx3="http://schemas.microsoft.com/office/drawing/2016/5/9/chartex" xmlns:cx4="http://schemas.microsoft.com/office/drawing/2016/5/10/chartex" xmlns:cx5="http://schemas.microsoft.com/office/drawing/2016/5/11/chartex" xmlns:cx6="http://schemas.microsoft.com/office/drawing/2016/5/12/chartex" xmlns:cx7="http://schemas.microsoft.com/office/drawing/2016/5/13/chartex" xmlns:cx8="http://schemas.microsoft.com/office/drawing/2016/5/14/chartex" xmlns:mc="http://schemas.openxmlformats.org/markup-compatibility/2006" xmlns:aink="http://schemas.microsoft.com/office/drawing/2016/ink" xmlns:am3d="http://schemas.microsoft.com/office/drawing/2017/model3d" xmlns:o="urn:schemas-microsoft-com:office:office" xmlns:oel="http://schemas.microsoft.com/office/2019/extlst" xmlns:r="http://schemas.openxmlformats.org/officeDocument/2006/relationships" xmlns:m="http://schemas.openxmlformats.org/officeDocument/2006/math" xmlns:v="urn:schemas-microsoft-com:vml" xmlns:wp14="http://schemas.microsoft.com/office/word/2010/wordprocessingDrawing" xmlns:wp="http://schemas.openxmlformats.org/drawingml/2006/wordprocessingDrawing" xmlns:w10="urn:schemas-microsoft-com:office:word" xmlns:w="http://schemas.openxmlformats.org/wordprocessingml/2006/main" xmlns:w14="http://schemas.microsoft.com/office/word/2010/wordml" xmlns:w15="http://schemas.microsoft.com/office/word/2012/wordml" xmlns:w16cei="http://schemas.microsoft.com/office/word/2026/wordml/cei" xmlns:w16cex="http://schemas.microsoft.com/office/word/2018/wordml/cex" xmlns:w16cid="http://schemas.microsoft.com/office/word/2016/wordml/cid" xmlns:w16="http://schemas.microsoft.com/office/word/2018/wordml" xmlns:w16du="http://schemas.microsoft.com/office/word/2023/wordml/word16du" xmlns:w16sdtdh="http://schemas.microsoft.com/office/word/2020/wordml/sdtdatahash" xmlns:w16sdtfl="http://schemas.microsoft.com/office/word/2024/wordml/sdtformatlock" xmlns:w16se="http://schemas.microsoft.com/office/word/2015/wordml/symex" xmlns:wpg="http://schemas.microsoft.com/office/word/2010/wordprocessingGroup" xmlns:wpi="http://schemas.microsoft.com/office/word/2010/wordprocessingInk" xmlns:wne="http://schemas.microsoft.com/office/word/2006/wordml" xmlns:wps="http://schemas.microsoft.com/office/word/2010/wordprocessingShape" mc:Ignorable="w14 w15 w16se w16cid w16 w16cex w16sdtdh w16sdtfl w16du wp14">
   <w:endnote w:type="separator" w:id="-1">
     <w:p>
       <w:pPr>
@@ -7959,7 +7981,7 @@
 </file>
 
 <file path=word/footnotes.xml><?xml version="1.0" encoding="utf-8"?>
-<w:footnotes xmlns:wpc="http://schemas.microsoft.com/office/word/2010/wordprocessingCanvas" xmlns:cx="http://schemas.microsoft.com/office/drawing/2014/chartex" xmlns:cx1="http://schemas.microsoft.com/office/drawing/2015/9/8/chartex" xmlns:cx2="http://schemas.microsoft.com/office/drawing/2015/10/21/chartex" xmlns:cx3="http://schemas.microsoft.com/office/drawing/2016/5/9/chartex" xmlns:cx4="http://schemas.microsoft.com/office/drawing/2016/5/10/chartex" xmlns:cx5="http://schemas.microsoft.com/office/drawing/2016/5/11/chartex" xmlns:cx6="http://schemas.microsoft.com/office/drawing/2016/5/12/chartex" xmlns:cx7="http://schemas.microsoft.com/office/drawing/2016/5/13/chartex" xmlns:cx8="http://schemas.microsoft.com/office/drawing/2016/5/14/chartex" xmlns:mc="http://schemas.openxmlformats.org/markup-compatibility/2006" xmlns:aink="http://schemas.microsoft.com/office/drawing/2016/ink" xmlns:am3d="http://schemas.microsoft.com/office/drawing/2017/model3d" xmlns:o="urn:schemas-microsoft-com:office:office" xmlns:r="http://schemas.openxmlformats.org/officeDocument/2006/relationships" xmlns:m="http://schemas.openxmlformats.org/officeDocument/2006/math" xmlns:v="urn:schemas-microsoft-com:vml" xmlns:wp14="http://schemas.microsoft.com/office/word/2010/wordprocessingDrawing" xmlns:wp="http://schemas.openxmlformats.org/drawingml/2006/wordprocessingDrawing" xmlns:w10="urn:schemas-microsoft-com:office:word" xmlns:w="http://schemas.openxmlformats.org/wordprocessingml/2006/main" xmlns:w14="http://schemas.microsoft.com/office/word/2010/wordml" xmlns:w15="http://schemas.microsoft.com/office/word/2012/wordml" xmlns:w16cex="http://schemas.microsoft.com/office/word/2018/wordml/cex" xmlns:w16cid="http://schemas.microsoft.com/office/word/2016/wordml/cid" xmlns:w16="http://schemas.microsoft.com/office/word/2018/wordml" xmlns:w16sdtdh="http://schemas.microsoft.com/office/word/2020/wordml/sdtdatahash" xmlns:w16se="http://schemas.microsoft.com/office/word/2015/wordml/symex" xmlns:wpg="http://schemas.microsoft.com/office/word/2010/wordprocessingGroup" xmlns:wpi="http://schemas.microsoft.com/office/word/2010/wordprocessingInk" xmlns:wne="http://schemas.microsoft.com/office/word/2006/wordml" xmlns:wps="http://schemas.microsoft.com/office/word/2010/wordprocessingShape" mc:Ignorable="w14 w15 w16se w16cid w16 w16cex w16sdtdh wp14">
+<w:footnotes xmlns:wpc="http://schemas.microsoft.com/office/word/2010/wordprocessingCanvas" xmlns:cx="http://schemas.microsoft.com/office/drawing/2014/chartex" xmlns:cx1="http://schemas.microsoft.com/office/drawing/2015/9/8/chartex" xmlns:cx2="http://schemas.microsoft.com/office/drawing/2015/10/21/chartex" xmlns:cx3="http://schemas.microsoft.com/office/drawing/2016/5/9/chartex" xmlns:cx4="http://schemas.microsoft.com/office/drawing/2016/5/10/chartex" xmlns:cx5="http://schemas.microsoft.com/office/drawing/2016/5/11/chartex" xmlns:cx6="http://schemas.microsoft.com/office/drawing/2016/5/12/chartex" xmlns:cx7="http://schemas.microsoft.com/office/drawing/2016/5/13/chartex" xmlns:cx8="http://schemas.microsoft.com/office/drawing/2016/5/14/chartex" xmlns:mc="http://schemas.openxmlformats.org/markup-compatibility/2006" xmlns:aink="http://schemas.microsoft.com/office/drawing/2016/ink" xmlns:am3d="http://schemas.microsoft.com/office/drawing/2017/model3d" xmlns:o="urn:schemas-microsoft-com:office:office" xmlns:oel="http://schemas.microsoft.com/office/2019/extlst" xmlns:r="http://schemas.openxmlformats.org/officeDocument/2006/relationships" xmlns:m="http://schemas.openxmlformats.org/officeDocument/2006/math" xmlns:v="urn:schemas-microsoft-com:vml" xmlns:wp14="http://schemas.microsoft.com/office/word/2010/wordprocessingDrawing" xmlns:wp="http://schemas.openxmlformats.org/drawingml/2006/wordprocessingDrawing" xmlns:w10="urn:schemas-microsoft-com:office:word" xmlns:w="http://schemas.openxmlformats.org/wordprocessingml/2006/main" xmlns:w14="http://schemas.microsoft.com/office/word/2010/wordml" xmlns:w15="http://schemas.microsoft.com/office/word/2012/wordml" xmlns:w16cei="http://schemas.microsoft.com/office/word/2026/wordml/cei" xmlns:w16cex="http://schemas.microsoft.com/office/word/2018/wordml/cex" xmlns:w16cid="http://schemas.microsoft.com/office/word/2016/wordml/cid" xmlns:w16="http://schemas.microsoft.com/office/word/2018/wordml" xmlns:w16du="http://schemas.microsoft.com/office/word/2023/wordml/word16du" xmlns:w16sdtdh="http://schemas.microsoft.com/office/word/2020/wordml/sdtdatahash" xmlns:w16sdtfl="http://schemas.microsoft.com/office/word/2024/wordml/sdtformatlock" xmlns:w16se="http://schemas.microsoft.com/office/word/2015/wordml/symex" xmlns:wpg="http://schemas.microsoft.com/office/word/2010/wordprocessingGroup" xmlns:wpi="http://schemas.microsoft.com/office/word/2010/wordprocessingInk" xmlns:wne="http://schemas.microsoft.com/office/word/2006/wordml" xmlns:wps="http://schemas.microsoft.com/office/word/2010/wordprocessingShape" mc:Ignorable="w14 w15 w16se w16cid w16 w16cex w16sdtdh w16sdtfl w16du wp14">
   <w:footnote w:type="separator" w:id="-1">
     <w:p>
       <w:pPr>
@@ -7984,7 +8006,7 @@
 </file>
 
 <file path=word/numbering.xml><?xml version="1.0" encoding="utf-8"?>
-<w:numbering xmlns:wpc="http://schemas.microsoft.com/office/word/2010/wordprocessingCanvas" xmlns:cx="http://schemas.microsoft.com/office/drawing/2014/chartex" xmlns:cx1="http://schemas.microsoft.com/office/drawing/2015/9/8/chartex" xmlns:cx2="http://schemas.microsoft.com/office/drawing/2015/10/21/chartex" xmlns:cx3="http://schemas.microsoft.com/office/drawing/2016/5/9/chartex" xmlns:cx4="http://schemas.microsoft.com/office/drawing/2016/5/10/chartex" xmlns:cx5="http://schemas.microsoft.com/office/drawing/2016/5/11/chartex" xmlns:cx6="http://schemas.microsoft.com/office/drawing/2016/5/12/chartex" xmlns:cx7="http://schemas.microsoft.com/office/drawing/2016/5/13/chartex" xmlns:cx8="http://schemas.microsoft.com/office/drawing/2016/5/14/chartex" xmlns:mc="http://schemas.openxmlformats.org/markup-compatibility/2006" xmlns:aink="http://schemas.microsoft.com/office/drawing/2016/ink" xmlns:am3d="http://schemas.microsoft.com/office/drawing/2017/model3d" xmlns:o="urn:schemas-microsoft-com:office:office" xmlns:r="http://schemas.openxmlformats.org/officeDocument/2006/relationships" xmlns:m="http://schemas.openxmlformats.org/officeDocument/2006/math" xmlns:v="urn:schemas-microsoft-com:vml" xmlns:wp14="http://schemas.microsoft.com/office/word/2010/wordprocessingDrawing" xmlns:wp="http://schemas.openxmlformats.org/drawingml/2006/wordprocessingDrawing" xmlns:w10="urn:schemas-microsoft-com:office:word" xmlns:w="http://schemas.openxmlformats.org/wordprocessingml/2006/main" xmlns:w14="http://schemas.microsoft.com/office/word/2010/wordml" xmlns:w15="http://schemas.microsoft.com/office/word/2012/wordml" xmlns:w16cex="http://schemas.microsoft.com/office/word/2018/wordml/cex" xmlns:w16cid="http://schemas.microsoft.com/office/word/2016/wordml/cid" xmlns:w16="http://schemas.microsoft.com/office/word/2018/wordml" xmlns:w16sdtdh="http://schemas.microsoft.com/office/word/2020/wordml/sdtdatahash" xmlns:w16se="http://schemas.microsoft.com/office/word/2015/wordml/symex" xmlns:wpg="http://schemas.microsoft.com/office/word/2010/wordprocessingGroup" xmlns:wpi="http://schemas.microsoft.com/office/word/2010/wordprocessingInk" xmlns:wne="http://schemas.microsoft.com/office/word/2006/wordml" xmlns:wps="http://schemas.microsoft.com/office/word/2010/wordprocessingShape" mc:Ignorable="w14 w15 w16se w16cid w16 w16cex w16sdtdh wp14">
+<w:numbering xmlns:wpc="http://schemas.microsoft.com/office/word/2010/wordprocessingCanvas" xmlns:cx="http://schemas.microsoft.com/office/drawing/2014/chartex" xmlns:cx1="http://schemas.microsoft.com/office/drawing/2015/9/8/chartex" xmlns:cx2="http://schemas.microsoft.com/office/drawing/2015/10/21/chartex" xmlns:cx3="http://schemas.microsoft.com/office/drawing/2016/5/9/chartex" xmlns:cx4="http://schemas.microsoft.com/office/drawing/2016/5/10/chartex" xmlns:cx5="http://schemas.microsoft.com/office/drawing/2016/5/11/chartex" xmlns:cx6="http://schemas.microsoft.com/office/drawing/2016/5/12/chartex" xmlns:cx7="http://schemas.microsoft.com/office/drawing/2016/5/13/chartex" xmlns:cx8="http://schemas.microsoft.com/office/drawing/2016/5/14/chartex" xmlns:mc="http://schemas.openxmlformats.org/markup-compatibility/2006" xmlns:aink="http://schemas.microsoft.com/office/drawing/2016/ink" xmlns:am3d="http://schemas.microsoft.com/office/drawing/2017/model3d" xmlns:o="urn:schemas-microsoft-com:office:office" xmlns:oel="http://schemas.microsoft.com/office/2019/extlst" xmlns:r="http://schemas.openxmlformats.org/officeDocument/2006/relationships" xmlns:m="http://schemas.openxmlformats.org/officeDocument/2006/math" xmlns:v="urn:schemas-microsoft-com:vml" xmlns:wp14="http://schemas.microsoft.com/office/word/2010/wordprocessingDrawing" xmlns:wp="http://schemas.openxmlformats.org/drawingml/2006/wordprocessingDrawing" xmlns:w10="urn:schemas-microsoft-com:office:word" xmlns:w="http://schemas.openxmlformats.org/wordprocessingml/2006/main" xmlns:w14="http://schemas.microsoft.com/office/word/2010/wordml" xmlns:w15="http://schemas.microsoft.com/office/word/2012/wordml" xmlns:w16cei="http://schemas.microsoft.com/office/word/2026/wordml/cei" xmlns:w16cex="http://schemas.microsoft.com/office/word/2018/wordml/cex" xmlns:w16cid="http://schemas.microsoft.com/office/word/2016/wordml/cid" xmlns:w16="http://schemas.microsoft.com/office/word/2018/wordml" xmlns:w16du="http://schemas.microsoft.com/office/word/2023/wordml/word16du" xmlns:w16sdtdh="http://schemas.microsoft.com/office/word/2020/wordml/sdtdatahash" xmlns:w16sdtfl="http://schemas.microsoft.com/office/word/2024/wordml/sdtformatlock" xmlns:w16se="http://schemas.microsoft.com/office/word/2015/wordml/symex" xmlns:wpg="http://schemas.microsoft.com/office/word/2010/wordprocessingGroup" xmlns:wpi="http://schemas.microsoft.com/office/word/2010/wordprocessingInk" xmlns:wne="http://schemas.microsoft.com/office/word/2006/wordml" xmlns:wps="http://schemas.microsoft.com/office/word/2010/wordprocessingShape" mc:Ignorable="w14 w15 w16se w16cid w16 w16cex w16sdtdh w16sdtfl w16du wp14">
   <w:abstractNum w:abstractNumId="0" w15:restartNumberingAfterBreak="0">
     <w:nsid w:val="04683BC2"/>
     <w:multiLevelType w:val="multilevel"/>
@@ -8650,32 +8672,32 @@
       </w:rPr>
     </w:lvl>
   </w:abstractNum>
-  <w:num w:numId="1">
+  <w:num w:numId="1" w16cid:durableId="1105615104">
     <w:abstractNumId w:val="6"/>
   </w:num>
-  <w:num w:numId="2">
+  <w:num w:numId="2" w16cid:durableId="1175805636">
     <w:abstractNumId w:val="2"/>
   </w:num>
-  <w:num w:numId="3">
+  <w:num w:numId="3" w16cid:durableId="1490248391">
     <w:abstractNumId w:val="4"/>
   </w:num>
-  <w:num w:numId="4">
+  <w:num w:numId="4" w16cid:durableId="601763973">
     <w:abstractNumId w:val="3"/>
   </w:num>
-  <w:num w:numId="5">
+  <w:num w:numId="5" w16cid:durableId="1335375632">
     <w:abstractNumId w:val="1"/>
   </w:num>
-  <w:num w:numId="6">
+  <w:num w:numId="6" w16cid:durableId="959799973">
     <w:abstractNumId w:val="0"/>
   </w:num>
-  <w:num w:numId="7">
+  <w:num w:numId="7" w16cid:durableId="1344211626">
     <w:abstractNumId w:val="5"/>
   </w:num>
 </w:numbering>
 </file>
 
 <file path=word/styles.xml><?xml version="1.0" encoding="utf-8"?>
-<w:styles xmlns:mc="http://schemas.openxmlformats.org/markup-compatibility/2006" xmlns:r="http://schemas.openxmlformats.org/officeDocument/2006/relationships" xmlns:w="http://schemas.openxmlformats.org/wordprocessingml/2006/main" xmlns:w14="http://schemas.microsoft.com/office/word/2010/wordml" xmlns:w15="http://schemas.microsoft.com/office/word/2012/wordml" xmlns:w16cex="http://schemas.microsoft.com/office/word/2018/wordml/cex" xmlns:w16cid="http://schemas.microsoft.com/office/word/2016/wordml/cid" xmlns:w16="http://schemas.microsoft.com/office/word/2018/wordml" xmlns:w16sdtdh="http://schemas.microsoft.com/office/word/2020/wordml/sdtdatahash" xmlns:w16se="http://schemas.microsoft.com/office/word/2015/wordml/symex" mc:Ignorable="w14 w15 w16se w16cid w16 w16cex w16sdtdh">
+<w:styles xmlns:mc="http://schemas.openxmlformats.org/markup-compatibility/2006" xmlns:r="http://schemas.openxmlformats.org/officeDocument/2006/relationships" xmlns:w="http://schemas.openxmlformats.org/wordprocessingml/2006/main" xmlns:w14="http://schemas.microsoft.com/office/word/2010/wordml" xmlns:w15="http://schemas.microsoft.com/office/word/2012/wordml" xmlns:w16cex="http://schemas.microsoft.com/office/word/2018/wordml/cex" xmlns:w16cid="http://schemas.microsoft.com/office/word/2016/wordml/cid" xmlns:w16="http://schemas.microsoft.com/office/word/2018/wordml" xmlns:w16du="http://schemas.microsoft.com/office/word/2023/wordml/word16du" xmlns:w16sdtdh="http://schemas.microsoft.com/office/word/2020/wordml/sdtdatahash" xmlns:w16sdtfl="http://schemas.microsoft.com/office/word/2024/wordml/sdtformatlock" xmlns:w16se="http://schemas.microsoft.com/office/word/2015/wordml/symex" mc:Ignorable="w14 w15 w16se w16cid w16 w16cex w16sdtdh w16sdtfl w16du">
   <w:docDefaults>
     <w:rPrDefault>
       <w:rPr>
